--- a/resources/class07/table-creation-lab.docx
+++ b/resources/class07/table-creation-lab.docx
@@ -1,6 +1,6 @@
 
 <file path=word/document.xml><?xml version="1.0" encoding="utf-8"?>
-<w:document xmlns:wpc="http://schemas.microsoft.com/office/word/2010/wordprocessingCanvas" xmlns:cx="http://schemas.microsoft.com/office/drawing/2014/chartex" xmlns:cx1="http://schemas.microsoft.com/office/drawing/2015/9/8/chartex" xmlns:cx2="http://schemas.microsoft.com/office/drawing/2015/10/21/chartex" xmlns:cx3="http://schemas.microsoft.com/office/drawing/2016/5/9/chartex" xmlns:cx4="http://schemas.microsoft.com/office/drawing/2016/5/10/chartex" xmlns:cx5="http://schemas.microsoft.com/office/drawing/2016/5/11/chartex" xmlns:cx6="http://schemas.microsoft.com/office/drawing/2016/5/12/chartex" xmlns:cx7="http://schemas.microsoft.com/office/drawing/2016/5/13/chartex" xmlns:cx8="http://schemas.microsoft.com/office/drawing/2016/5/14/chartex" xmlns:mc="http://schemas.openxmlformats.org/markup-compatibility/2006" xmlns:aink="http://schemas.microsoft.com/office/drawing/2016/ink" xmlns:am3d="http://schemas.microsoft.com/office/drawing/2017/model3d" xmlns:o="urn:schemas-microsoft-com:office:office" xmlns:r="http://schemas.openxmlformats.org/officeDocument/2006/relationships" xmlns:m="http://schemas.openxmlformats.org/officeDocument/2006/math" xmlns:v="urn:schemas-microsoft-com:vml" xmlns:wp14="http://schemas.microsoft.com/office/word/2010/wordprocessingDrawing" xmlns:wp="http://schemas.openxmlformats.org/drawingml/2006/wordprocessingDrawing" xmlns:w10="urn:schemas-microsoft-com:office:word" xmlns:w="http://schemas.openxmlformats.org/wordprocessingml/2006/main" xmlns:w14="http://schemas.microsoft.com/office/word/2010/wordml" xmlns:w15="http://schemas.microsoft.com/office/word/2012/wordml" xmlns:w16cex="http://schemas.microsoft.com/office/word/2018/wordml/cex" xmlns:w16cid="http://schemas.microsoft.com/office/word/2016/wordml/cid" xmlns:w16="http://schemas.microsoft.com/office/word/2018/wordml" xmlns:w16sdtdh="http://schemas.microsoft.com/office/word/2020/wordml/sdtdatahash" xmlns:w16se="http://schemas.microsoft.com/office/word/2015/wordml/symex" xmlns:wpg="http://schemas.microsoft.com/office/word/2010/wordprocessingGroup" xmlns:wpi="http://schemas.microsoft.com/office/word/2010/wordprocessingInk" xmlns:wne="http://schemas.microsoft.com/office/word/2006/wordml" xmlns:wps="http://schemas.microsoft.com/office/word/2010/wordprocessingShape" mc:Ignorable="w14 w15 w16se w16cid w16 w16cex w16sdtdh wp14">
+<w:document xmlns:wpc="http://schemas.microsoft.com/office/word/2010/wordprocessingCanvas" xmlns:cx="http://schemas.microsoft.com/office/drawing/2014/chartex" xmlns:cx1="http://schemas.microsoft.com/office/drawing/2015/9/8/chartex" xmlns:cx2="http://schemas.microsoft.com/office/drawing/2015/10/21/chartex" xmlns:cx3="http://schemas.microsoft.com/office/drawing/2016/5/9/chartex" xmlns:cx4="http://schemas.microsoft.com/office/drawing/2016/5/10/chartex" xmlns:cx5="http://schemas.microsoft.com/office/drawing/2016/5/11/chartex" xmlns:cx6="http://schemas.microsoft.com/office/drawing/2016/5/12/chartex" xmlns:cx7="http://schemas.microsoft.com/office/drawing/2016/5/13/chartex" xmlns:cx8="http://schemas.microsoft.com/office/drawing/2016/5/14/chartex" xmlns:mc="http://schemas.openxmlformats.org/markup-compatibility/2006" xmlns:aink="http://schemas.microsoft.com/office/drawing/2016/ink" xmlns:am3d="http://schemas.microsoft.com/office/drawing/2017/model3d" xmlns:o="urn:schemas-microsoft-com:office:office" xmlns:oel="http://schemas.microsoft.com/office/2019/extlst" xmlns:r="http://schemas.openxmlformats.org/officeDocument/2006/relationships" xmlns:m="http://schemas.openxmlformats.org/officeDocument/2006/math" xmlns:v="urn:schemas-microsoft-com:vml" xmlns:wp14="http://schemas.microsoft.com/office/word/2010/wordprocessingDrawing" xmlns:wp="http://schemas.openxmlformats.org/drawingml/2006/wordprocessingDrawing" xmlns:w10="urn:schemas-microsoft-com:office:word" xmlns:w="http://schemas.openxmlformats.org/wordprocessingml/2006/main" xmlns:w14="http://schemas.microsoft.com/office/word/2010/wordml" xmlns:w15="http://schemas.microsoft.com/office/word/2012/wordml" xmlns:w16cex="http://schemas.microsoft.com/office/word/2018/wordml/cex" xmlns:w16cid="http://schemas.microsoft.com/office/word/2016/wordml/cid" xmlns:w16="http://schemas.microsoft.com/office/word/2018/wordml" xmlns:w16du="http://schemas.microsoft.com/office/word/2023/wordml/word16du" xmlns:w16sdtdh="http://schemas.microsoft.com/office/word/2020/wordml/sdtdatahash" xmlns:w16sdtfl="http://schemas.microsoft.com/office/word/2024/wordml/sdtformatlock" xmlns:w16se="http://schemas.microsoft.com/office/word/2015/wordml/symex" xmlns:wpg="http://schemas.microsoft.com/office/word/2010/wordprocessingGroup" xmlns:wpi="http://schemas.microsoft.com/office/word/2010/wordprocessingInk" xmlns:wne="http://schemas.microsoft.com/office/word/2006/wordml" xmlns:wps="http://schemas.microsoft.com/office/word/2010/wordprocessingShape" mc:Ignorable="w14 w15 w16se w16cid w16 w16cex w16sdtdh w16sdtfl w16du wp14">
   <w:body>
     <w:p>
       <w:pPr>
@@ -57,21 +57,94 @@
     <w:p>
       <w:pPr>
         <w:pStyle w:val="NoSpacing"/>
-      </w:pPr>
-      <w:r>
-        <w:t>Note: To get the documentation on any MySQL command, the easiest way is to use a web search for “mysql [command]”. For example, “mysql select”</w:t>
-      </w:r>
-      <w:r>
-        <w:t xml:space="preserve"> or “mysql group by”</w:t>
-      </w:r>
-      <w:r>
-        <w:t xml:space="preserve">. Then click on the link at </w:t>
-      </w:r>
-      <w:r>
-        <w:t>https://dev.mysql.com</w:t>
-      </w:r>
-      <w:r>
-        <w:t>. Try this now. Another good way to understand a MySQL command is to use the graphical interface in phpMyAdmin to perform an operation. There is always some method of viewing the corresponding SQL, and this can give you useful examples for understanding the SQL.</w:t>
+        <w:rPr>
+          <w:b/>
+          <w:bCs/>
+        </w:rPr>
+      </w:pPr>
+    </w:p>
+    <w:p>
+      <w:r>
+        <w:t xml:space="preserve">Note: To get the documentation on any </w:t>
+      </w:r>
+      <w:r>
+        <w:t>Postgres</w:t>
+      </w:r>
+      <w:r>
+        <w:t xml:space="preserve"> command, the easiest way is to use a web search </w:t>
+      </w:r>
+      <w:r>
+        <w:t xml:space="preserve">restricted to the </w:t>
+      </w:r>
+      <w:r>
+        <w:t xml:space="preserve">postgresql.org </w:t>
+      </w:r>
+      <w:r>
+        <w:t>domain</w:t>
+      </w:r>
+      <w:r>
+        <w:t>. For example, “</w:t>
+      </w:r>
+      <w:r>
+        <w:t>select site:postgresql.org</w:t>
+      </w:r>
+      <w:r>
+        <w:t>”</w:t>
+      </w:r>
+      <w:r>
+        <w:t xml:space="preserve"> or “group by</w:t>
+      </w:r>
+      <w:r>
+        <w:t xml:space="preserve"> site:postgresql.org</w:t>
+      </w:r>
+      <w:r>
+        <w:t>”</w:t>
+      </w:r>
+      <w:r>
+        <w:t xml:space="preserve"> – </w:t>
+      </w:r>
+      <w:r>
+        <w:t>o</w:t>
+      </w:r>
+      <w:r>
+        <w:t>r even better, restrict to “</w:t>
+      </w:r>
+      <w:r>
+        <w:t>site:postgresql.org/docs/current</w:t>
+      </w:r>
+      <w:r>
+        <w:t>”</w:t>
+      </w:r>
+      <w:r>
+        <w:t xml:space="preserve">. Another good way to understand a </w:t>
+      </w:r>
+      <w:r>
+        <w:t>Postgres</w:t>
+      </w:r>
+      <w:r>
+        <w:t xml:space="preserve"> command is to use the graphical interface in </w:t>
+      </w:r>
+      <w:proofErr w:type="spellStart"/>
+      <w:r>
+        <w:t>DBeaver</w:t>
+      </w:r>
+      <w:proofErr w:type="spellEnd"/>
+      <w:r>
+        <w:t xml:space="preserve"> or </w:t>
+      </w:r>
+      <w:proofErr w:type="spellStart"/>
+      <w:r>
+        <w:t>Supabase</w:t>
+      </w:r>
+      <w:proofErr w:type="spellEnd"/>
+      <w:r>
+        <w:t xml:space="preserve"> to perform an operation. There is </w:t>
+      </w:r>
+      <w:r>
+        <w:t>usually</w:t>
+      </w:r>
+      <w:r>
+        <w:t xml:space="preserve"> some method of viewing the corresponding SQL, and this can give you useful examples for understanding the SQL.</w:t>
       </w:r>
       <w:r>
         <w:t xml:space="preserve"> You already did this to understand the </w:t>
@@ -109,7 +182,13 @@
         <w:t xml:space="preserve">Part 1: </w:t>
       </w:r>
       <w:r>
-        <w:t>Using MySQL from the command line</w:t>
+        <w:t xml:space="preserve">Using </w:t>
+      </w:r>
+      <w:r>
+        <w:t>Postgres</w:t>
+      </w:r>
+      <w:r>
+        <w:t xml:space="preserve"> from the command line</w:t>
       </w:r>
       <w:r>
         <w:t xml:space="preserve"> </w:t>
@@ -173,13 +252,131 @@
         <w:rPr>
           <w:rStyle w:val="instructor"/>
         </w:rPr>
-        <w:t>tart MySQL within XAMPP without first starting Apache. Demonstrate that we cannot use phpMyAdmin. Demonstrate that we can still use MySQL from the command line</w:t>
-      </w:r>
-      <w:r>
-        <w:rPr>
-          <w:rStyle w:val="instructor"/>
-        </w:rPr>
-        <w:t xml:space="preserve"> (using cygwin terminal in this case</w:t>
+        <w:t xml:space="preserve">tart </w:t>
+      </w:r>
+      <w:proofErr w:type="spellStart"/>
+      <w:r>
+        <w:rPr>
+          <w:rStyle w:val="instructor"/>
+        </w:rPr>
+        <w:t>psql</w:t>
+      </w:r>
+      <w:proofErr w:type="spellEnd"/>
+      <w:r>
+        <w:rPr>
+          <w:rStyle w:val="instructor"/>
+        </w:rPr>
+        <w:t>; d</w:t>
+      </w:r>
+      <w:r>
+        <w:rPr>
+          <w:rStyle w:val="instructor"/>
+        </w:rPr>
+        <w:t xml:space="preserve">emonstrate that we can use </w:t>
+      </w:r>
+      <w:r>
+        <w:rPr>
+          <w:rStyle w:val="instructor"/>
+        </w:rPr>
+        <w:t>Postgres</w:t>
+      </w:r>
+      <w:r>
+        <w:rPr>
+          <w:rStyle w:val="instructor"/>
+        </w:rPr>
+        <w:t xml:space="preserve"> from the command line</w:t>
+      </w:r>
+      <w:r>
+        <w:rPr>
+          <w:rStyle w:val="instructor"/>
+        </w:rPr>
+        <w:t xml:space="preserve"> (</w:t>
+      </w:r>
+      <w:r>
+        <w:rPr>
+          <w:rStyle w:val="instructor"/>
+        </w:rPr>
+        <w:t xml:space="preserve">on Windows I </w:t>
+      </w:r>
+      <w:r>
+        <w:rPr>
+          <w:rStyle w:val="instructor"/>
+        </w:rPr>
+        <w:t>us</w:t>
+      </w:r>
+      <w:r>
+        <w:rPr>
+          <w:rStyle w:val="instructor"/>
+        </w:rPr>
+        <w:t>e</w:t>
+      </w:r>
+      <w:r>
+        <w:rPr>
+          <w:rStyle w:val="instructor"/>
+        </w:rPr>
+        <w:t xml:space="preserve"> </w:t>
+      </w:r>
+      <w:r>
+        <w:rPr>
+          <w:rStyle w:val="instructor"/>
+        </w:rPr>
+        <w:t>C</w:t>
+      </w:r>
+      <w:r>
+        <w:rPr>
+          <w:rStyle w:val="instructor"/>
+        </w:rPr>
+        <w:t xml:space="preserve">ygwin terminal </w:t>
+      </w:r>
+      <w:r>
+        <w:rPr>
+          <w:rStyle w:val="instructor"/>
+        </w:rPr>
+        <w:t>for this</w:t>
+      </w:r>
+      <w:r>
+        <w:rPr>
+          <w:rStyle w:val="instructor"/>
+        </w:rPr>
+        <w:t>, also need</w:t>
+      </w:r>
+      <w:r>
+        <w:rPr>
+          <w:rStyle w:val="instructor"/>
+        </w:rPr>
+        <w:t xml:space="preserve"> </w:t>
+      </w:r>
+      <w:r>
+        <w:rPr>
+          <w:rStyle w:val="code"/>
+        </w:rPr>
+        <w:t xml:space="preserve">cmd.exe /c </w:t>
+      </w:r>
+      <w:proofErr w:type="spellStart"/>
+      <w:r>
+        <w:rPr>
+          <w:rStyle w:val="code"/>
+        </w:rPr>
+        <w:t>chcp</w:t>
+      </w:r>
+      <w:proofErr w:type="spellEnd"/>
+      <w:r>
+        <w:rPr>
+          <w:rStyle w:val="code"/>
+        </w:rPr>
+        <w:t xml:space="preserve"> 1252</w:t>
+      </w:r>
+      <w:r>
+        <w:rPr>
+          <w:color w:val="385623" w:themeColor="accent6" w:themeShade="80"/>
+        </w:rPr>
+        <w:t xml:space="preserve"> to set the correct code page</w:t>
+      </w:r>
+      <w:r>
+        <w:rPr>
+          <w:rStyle w:val="instructor"/>
+        </w:rPr>
+        <w:t>)</w:t>
       </w:r>
       <w:r>
         <w:rPr>
@@ -196,76 +393,127 @@
           <w:color w:val="002060"/>
         </w:rPr>
       </w:pPr>
-      <w:r>
-        <w:rPr>
-          <w:rStyle w:val="code"/>
-        </w:rPr>
-        <w:t>/cygdrive/c/xampp/mysql/bi</w:t>
-      </w:r>
-      <w:r>
-        <w:rPr>
-          <w:rStyle w:val="code"/>
-        </w:rPr>
-        <w:t>n</w:t>
-      </w:r>
-      <w:r>
-        <w:rPr>
-          <w:rStyle w:val="code"/>
-        </w:rPr>
-        <w:t>/mysql.exe -u root</w:t>
-      </w:r>
-    </w:p>
-    <w:p>
-      <w:pPr>
-        <w:pStyle w:val="NoSpacing"/>
-      </w:pPr>
-    </w:p>
-    <w:p>
-      <w:pPr>
-        <w:pStyle w:val="NoSpacing"/>
-        <w:rPr>
-          <w:rStyle w:val="instructor"/>
-        </w:rPr>
-      </w:pPr>
-      <w:r>
-        <w:rPr>
-          <w:rStyle w:val="instructor"/>
-        </w:rPr>
-        <w:t>Demonstrate creating and using a database:</w:t>
-      </w:r>
-    </w:p>
-    <w:p>
-      <w:pPr>
-        <w:pStyle w:val="NoSpacing"/>
-        <w:rPr>
-          <w:rStyle w:val="code"/>
-        </w:rPr>
-      </w:pPr>
-      <w:r>
-        <w:rPr>
-          <w:rStyle w:val="code"/>
-        </w:rPr>
-        <w:t>SHOW DATABASES;</w:t>
-      </w:r>
-    </w:p>
-    <w:p>
-      <w:pPr>
-        <w:pStyle w:val="NoSpacing"/>
-        <w:rPr>
-          <w:rStyle w:val="code"/>
-        </w:rPr>
-      </w:pPr>
-      <w:r>
-        <w:rPr>
-          <w:rStyle w:val="code"/>
-        </w:rPr>
-        <w:t xml:space="preserve">CREATE DATABASE </w:t>
-      </w:r>
-      <w:r>
-        <w:rPr>
-          <w:rStyle w:val="code"/>
-        </w:rPr>
-        <w:t>carlisle_menu_items</w:t>
+      <w:proofErr w:type="spellStart"/>
+      <w:r>
+        <w:rPr>
+          <w:rStyle w:val="code"/>
+        </w:rPr>
+        <w:t>psql</w:t>
+      </w:r>
+      <w:proofErr w:type="spellEnd"/>
+      <w:r>
+        <w:rPr>
+          <w:rStyle w:val="code"/>
+        </w:rPr>
+        <w:t xml:space="preserve"> </w:t>
+      </w:r>
+      <w:r>
+        <w:rPr>
+          <w:rStyle w:val="code"/>
+        </w:rPr>
+        <w:t>-</w:t>
+      </w:r>
+      <w:r>
+        <w:rPr>
+          <w:rStyle w:val="code"/>
+        </w:rPr>
+        <w:t>U</w:t>
+      </w:r>
+      <w:r>
+        <w:rPr>
+          <w:rStyle w:val="code"/>
+        </w:rPr>
+        <w:t xml:space="preserve"> </w:t>
+      </w:r>
+      <w:proofErr w:type="spellStart"/>
+      <w:r>
+        <w:rPr>
+          <w:rStyle w:val="code"/>
+        </w:rPr>
+        <w:t>postgres</w:t>
+      </w:r>
+      <w:proofErr w:type="spellEnd"/>
+    </w:p>
+    <w:p>
+      <w:pPr>
+        <w:pStyle w:val="NoSpacing"/>
+      </w:pPr>
+    </w:p>
+    <w:p>
+      <w:pPr>
+        <w:pStyle w:val="NoSpacing"/>
+        <w:rPr>
+          <w:rStyle w:val="instructor"/>
+        </w:rPr>
+      </w:pPr>
+      <w:r>
+        <w:rPr>
+          <w:rStyle w:val="instructor"/>
+        </w:rPr>
+        <w:t xml:space="preserve">Demonstrate creating and using a </w:t>
+      </w:r>
+      <w:r>
+        <w:rPr>
+          <w:rStyle w:val="instructor"/>
+        </w:rPr>
+        <w:t>schema</w:t>
+      </w:r>
+      <w:r>
+        <w:rPr>
+          <w:rStyle w:val="instructor"/>
+        </w:rPr>
+        <w:t>:</w:t>
+      </w:r>
+    </w:p>
+    <w:p>
+      <w:pPr>
+        <w:pStyle w:val="NoSpacing"/>
+        <w:rPr>
+          <w:rStyle w:val="code"/>
+        </w:rPr>
+      </w:pPr>
+      <w:r>
+        <w:rPr>
+          <w:rStyle w:val="code"/>
+        </w:rPr>
+        <w:t>\</w:t>
+      </w:r>
+      <w:proofErr w:type="spellStart"/>
+      <w:proofErr w:type="gramStart"/>
+      <w:r>
+        <w:rPr>
+          <w:rStyle w:val="code"/>
+        </w:rPr>
+        <w:t>dn</w:t>
+      </w:r>
+      <w:proofErr w:type="spellEnd"/>
+      <w:proofErr w:type="gramEnd"/>
+    </w:p>
+    <w:p>
+      <w:pPr>
+        <w:pStyle w:val="NoSpacing"/>
+        <w:rPr>
+          <w:rStyle w:val="code"/>
+        </w:rPr>
+      </w:pPr>
+      <w:r>
+        <w:rPr>
+          <w:rStyle w:val="code"/>
+        </w:rPr>
+        <w:t xml:space="preserve">create schema </w:t>
+      </w:r>
+      <w:proofErr w:type="gramStart"/>
+      <w:r>
+        <w:rPr>
+          <w:rStyle w:val="code"/>
+        </w:rPr>
+        <w:t>myschema</w:t>
+      </w:r>
+      <w:r>
+        <w:rPr>
+          <w:rStyle w:val="code"/>
+        </w:rPr>
+        <w:t>2</w:t>
       </w:r>
       <w:r>
         <w:rPr>
@@ -273,20 +521,77 @@
         </w:rPr>
         <w:t>;</w:t>
       </w:r>
-    </w:p>
-    <w:p>
-      <w:pPr>
-        <w:pStyle w:val="NoSpacing"/>
-        <w:rPr>
-          <w:rStyle w:val="code"/>
-        </w:rPr>
-      </w:pPr>
-      <w:r>
-        <w:rPr>
-          <w:rStyle w:val="code"/>
-        </w:rPr>
-        <w:t>SHOW DATABASES;</w:t>
-      </w:r>
+      <w:proofErr w:type="gramEnd"/>
+    </w:p>
+    <w:p>
+      <w:pPr>
+        <w:pStyle w:val="NoSpacing"/>
+        <w:rPr>
+          <w:rStyle w:val="code"/>
+        </w:rPr>
+      </w:pPr>
+      <w:r>
+        <w:rPr>
+          <w:rStyle w:val="code"/>
+        </w:rPr>
+        <w:t>\</w:t>
+      </w:r>
+      <w:proofErr w:type="spellStart"/>
+      <w:proofErr w:type="gramStart"/>
+      <w:r>
+        <w:rPr>
+          <w:rStyle w:val="code"/>
+        </w:rPr>
+        <w:t>dn</w:t>
+      </w:r>
+      <w:proofErr w:type="spellEnd"/>
+      <w:proofErr w:type="gramEnd"/>
+    </w:p>
+    <w:p>
+      <w:pPr>
+        <w:pStyle w:val="NoSpacing"/>
+        <w:rPr>
+          <w:rStyle w:val="code"/>
+        </w:rPr>
+      </w:pPr>
+      <w:r>
+        <w:rPr>
+          <w:rStyle w:val="code"/>
+        </w:rPr>
+        <w:t xml:space="preserve">drop schema </w:t>
+      </w:r>
+      <w:proofErr w:type="gramStart"/>
+      <w:r>
+        <w:rPr>
+          <w:rStyle w:val="code"/>
+        </w:rPr>
+        <w:t>myschema2;</w:t>
+      </w:r>
+      <w:proofErr w:type="gramEnd"/>
+    </w:p>
+    <w:p>
+      <w:pPr>
+        <w:pStyle w:val="NoSpacing"/>
+        <w:rPr>
+          <w:rStyle w:val="code"/>
+        </w:rPr>
+      </w:pPr>
+      <w:r>
+        <w:rPr>
+          <w:rStyle w:val="code"/>
+        </w:rPr>
+        <w:t>\</w:t>
+      </w:r>
+      <w:proofErr w:type="spellStart"/>
+      <w:proofErr w:type="gramStart"/>
+      <w:r>
+        <w:rPr>
+          <w:rStyle w:val="code"/>
+        </w:rPr>
+        <w:t>dn</w:t>
+      </w:r>
+      <w:proofErr w:type="spellEnd"/>
+      <w:proofErr w:type="gramEnd"/>
     </w:p>
     <w:p>
       <w:pPr>
@@ -318,40 +623,120 @@
         <w:rPr>
           <w:rStyle w:val="code"/>
         </w:rPr>
-        <w:t>USE wine;</w:t>
-      </w:r>
-    </w:p>
-    <w:p>
-      <w:pPr>
-        <w:pStyle w:val="NoSpacing"/>
-        <w:rPr>
-          <w:rStyle w:val="code"/>
-        </w:rPr>
-      </w:pPr>
-      <w:r>
-        <w:rPr>
-          <w:rStyle w:val="code"/>
-        </w:rPr>
-        <w:t>SELECT * FROM `product` WHERE `PRODTYPE`='red' AND `AVAILABLE_QUANTITY`&gt;120;</w:t>
-      </w:r>
-    </w:p>
-    <w:p>
-      <w:pPr>
-        <w:pStyle w:val="NoSpacing"/>
-      </w:pPr>
-    </w:p>
-    <w:p>
-      <w:pPr>
-        <w:pStyle w:val="NoSpacing"/>
-        <w:rPr>
-          <w:rStyle w:val="instructor"/>
-        </w:rPr>
-      </w:pPr>
-      <w:r>
-        <w:rPr>
-          <w:rStyle w:val="instructor"/>
-        </w:rPr>
-        <w:t>Show the distinct processes running MySQL Server and the MySQL client.</w:t>
+        <w:t xml:space="preserve">SET </w:t>
+      </w:r>
+      <w:proofErr w:type="spellStart"/>
+      <w:r>
+        <w:rPr>
+          <w:rStyle w:val="code"/>
+        </w:rPr>
+        <w:t>search_path</w:t>
+      </w:r>
+      <w:proofErr w:type="spellEnd"/>
+      <w:r>
+        <w:rPr>
+          <w:rStyle w:val="code"/>
+        </w:rPr>
+        <w:t xml:space="preserve"> TO </w:t>
+      </w:r>
+      <w:proofErr w:type="gramStart"/>
+      <w:r>
+        <w:rPr>
+          <w:rStyle w:val="code"/>
+        </w:rPr>
+        <w:t>wine;</w:t>
+      </w:r>
+      <w:proofErr w:type="gramEnd"/>
+    </w:p>
+    <w:p>
+      <w:pPr>
+        <w:pStyle w:val="NoSpacing"/>
+        <w:rPr>
+          <w:rStyle w:val="code"/>
+        </w:rPr>
+      </w:pPr>
+      <w:r>
+        <w:rPr>
+          <w:rStyle w:val="code"/>
+        </w:rPr>
+        <w:t>SELECT * FROM product WHERE PRODTYPE='red' AND AVAILABLE_QUANTITY&gt;</w:t>
+      </w:r>
+      <w:proofErr w:type="gramStart"/>
+      <w:r>
+        <w:rPr>
+          <w:rStyle w:val="code"/>
+        </w:rPr>
+        <w:t>120;</w:t>
+      </w:r>
+      <w:proofErr w:type="gramEnd"/>
+    </w:p>
+    <w:p>
+      <w:pPr>
+        <w:pStyle w:val="NoSpacing"/>
+      </w:pPr>
+    </w:p>
+    <w:p>
+      <w:pPr>
+        <w:pStyle w:val="NoSpacing"/>
+        <w:rPr>
+          <w:rStyle w:val="instructor"/>
+        </w:rPr>
+      </w:pPr>
+      <w:r>
+        <w:rPr>
+          <w:rStyle w:val="instructor"/>
+        </w:rPr>
+        <w:t xml:space="preserve">Show the distinct processes running </w:t>
+      </w:r>
+      <w:r>
+        <w:rPr>
+          <w:rStyle w:val="instructor"/>
+        </w:rPr>
+        <w:t>Postgres</w:t>
+      </w:r>
+      <w:r>
+        <w:rPr>
+          <w:rStyle w:val="instructor"/>
+        </w:rPr>
+        <w:t xml:space="preserve"> Server and the </w:t>
+      </w:r>
+      <w:proofErr w:type="spellStart"/>
+      <w:r>
+        <w:rPr>
+          <w:rStyle w:val="instructor"/>
+        </w:rPr>
+        <w:t>psql</w:t>
+      </w:r>
+      <w:proofErr w:type="spellEnd"/>
+      <w:r>
+        <w:rPr>
+          <w:rStyle w:val="instructor"/>
+        </w:rPr>
+        <w:t xml:space="preserve"> client.</w:t>
+      </w:r>
+      <w:r>
+        <w:rPr>
+          <w:rStyle w:val="instructor"/>
+        </w:rPr>
+        <w:t xml:space="preserve"> (</w:t>
+      </w:r>
+      <w:r>
+        <w:rPr>
+          <w:rStyle w:val="instructor"/>
+        </w:rPr>
+        <w:t>On Windows, we can see the process tree using Process Explorer – Make sure to run as administrator, observe all the distinct process roles</w:t>
+      </w:r>
+      <w:r>
+        <w:rPr>
+          <w:rStyle w:val="instructor"/>
+        </w:rPr>
+        <w:t xml:space="preserve"> of the Postgres processes by looking at the command line used to launch each one.</w:t>
+      </w:r>
+      <w:r>
+        <w:rPr>
+          <w:rStyle w:val="instructor"/>
+        </w:rPr>
+        <w:t>)</w:t>
       </w:r>
     </w:p>
     <w:p>
@@ -364,8 +749,13 @@
         <w:pStyle w:val="Heading1"/>
       </w:pPr>
       <w:r>
-        <w:t>Part 2: Creating and altering tables in phpMyAdmin</w:t>
-      </w:r>
+        <w:t xml:space="preserve">Part 2: Creating and altering tables in </w:t>
+      </w:r>
+      <w:proofErr w:type="spellStart"/>
+      <w:r>
+        <w:t>DBeaver</w:t>
+      </w:r>
+      <w:proofErr w:type="spellEnd"/>
     </w:p>
     <w:p>
       <w:pPr>
@@ -413,25 +803,7 @@
           <w:rStyle w:val="instructor"/>
           <w:color w:val="auto"/>
         </w:rPr>
-        <w:t xml:space="preserve">database </w:t>
-      </w:r>
-      <w:r>
-        <w:rPr>
-          <w:rStyle w:val="code"/>
-        </w:rPr>
-        <w:t>carlisle_menu</w:t>
-      </w:r>
-      <w:r>
-        <w:rPr>
-          <w:rStyle w:val="code"/>
-        </w:rPr>
-        <w:t>_</w:t>
-      </w:r>
-      <w:r>
-        <w:rPr>
-          <w:rStyle w:val="code"/>
-        </w:rPr>
-        <w:t>items</w:t>
+        <w:t>schema</w:t>
       </w:r>
       <w:r>
         <w:rPr>
@@ -440,12 +812,61 @@
         </w:rPr>
         <w:t xml:space="preserve"> </w:t>
       </w:r>
+      <w:proofErr w:type="spellStart"/>
+      <w:r>
+        <w:rPr>
+          <w:rStyle w:val="code"/>
+        </w:rPr>
+        <w:t>carlisle_m</w:t>
+      </w:r>
+      <w:r>
+        <w:rPr>
+          <w:rStyle w:val="code"/>
+        </w:rPr>
+        <w:t>enu</w:t>
+      </w:r>
+      <w:r>
+        <w:rPr>
+          <w:rStyle w:val="code"/>
+        </w:rPr>
+        <w:t>_i</w:t>
+      </w:r>
+      <w:r>
+        <w:rPr>
+          <w:rStyle w:val="code"/>
+        </w:rPr>
+        <w:t>tems</w:t>
+      </w:r>
+      <w:proofErr w:type="spellEnd"/>
       <w:r>
         <w:rPr>
           <w:rStyle w:val="instructor"/>
           <w:color w:val="auto"/>
         </w:rPr>
-        <w:t>using phpMyAdmin. Create a ‘</w:t>
+        <w:t xml:space="preserve"> </w:t>
+      </w:r>
+      <w:r>
+        <w:rPr>
+          <w:rStyle w:val="instructor"/>
+          <w:color w:val="auto"/>
+        </w:rPr>
+        <w:t xml:space="preserve">using </w:t>
+      </w:r>
+      <w:proofErr w:type="spellStart"/>
+      <w:r>
+        <w:rPr>
+          <w:rStyle w:val="instructor"/>
+          <w:color w:val="auto"/>
+        </w:rPr>
+        <w:t>DBeaver</w:t>
+      </w:r>
+      <w:proofErr w:type="spellEnd"/>
+      <w:r>
+        <w:rPr>
+          <w:rStyle w:val="instructor"/>
+          <w:color w:val="auto"/>
+        </w:rPr>
+        <w:t>. Create a ‘</w:t>
       </w:r>
       <w:r>
         <w:rPr>
@@ -553,7 +974,7 @@
                 <w:b/>
                 <w:bCs/>
               </w:rPr>
-              <w:t>n</w:t>
+              <w:t>N</w:t>
             </w:r>
             <w:r>
               <w:rPr>
@@ -582,7 +1003,14 @@
                 <w:b/>
                 <w:bCs/>
               </w:rPr>
-              <w:t>address</w:t>
+              <w:t>A</w:t>
+            </w:r>
+            <w:r>
+              <w:rPr>
+                <w:b/>
+                <w:bCs/>
+              </w:rPr>
+              <w:t>ddress</w:t>
             </w:r>
           </w:p>
         </w:tc>
@@ -706,7 +1134,6 @@
           <w:rStyle w:val="instructor"/>
           <w:color w:val="auto"/>
         </w:rPr>
-        <w:lastRenderedPageBreak/>
         <w:t>What data types did you use for the columns? Experiment with changing them.</w:t>
       </w:r>
       <w:r>
@@ -742,13 +1169,56 @@
         <w:rPr>
           <w:rStyle w:val="instructor"/>
         </w:rPr>
-        <w:t xml:space="preserve">Use the SQL produced here (via Show SQL) to paste in to terminal for </w:t>
-      </w:r>
-      <w:r>
-        <w:rPr>
-          <w:rStyle w:val="instructor"/>
-        </w:rPr>
-        <w:t>a different database e.g. temp_</w:t>
+        <w:t xml:space="preserve">Use the SQL produced here (via </w:t>
+      </w:r>
+      <w:r>
+        <w:rPr>
+          <w:rStyle w:val="instructor"/>
+        </w:rPr>
+        <w:t>Generate</w:t>
+      </w:r>
+      <w:r>
+        <w:rPr>
+          <w:rStyle w:val="instructor"/>
+        </w:rPr>
+        <w:t xml:space="preserve"> SQL</w:t>
+      </w:r>
+      <w:r>
+        <w:rPr>
+          <w:rStyle w:val="instructor"/>
+        </w:rPr>
+        <w:t xml:space="preserve"> | DDL</w:t>
+      </w:r>
+      <w:r>
+        <w:rPr>
+          <w:rStyle w:val="instructor"/>
+        </w:rPr>
+        <w:t xml:space="preserve">) to paste into terminal for </w:t>
+      </w:r>
+      <w:r>
+        <w:rPr>
+          <w:rStyle w:val="instructor"/>
+        </w:rPr>
+        <w:t xml:space="preserve">a different </w:t>
+      </w:r>
+      <w:r>
+        <w:rPr>
+          <w:rStyle w:val="instructor"/>
+        </w:rPr>
+        <w:t>schema</w:t>
+      </w:r>
+      <w:r>
+        <w:rPr>
+          <w:rStyle w:val="instructor"/>
+        </w:rPr>
+        <w:t xml:space="preserve"> e.g. </w:t>
+      </w:r>
+      <w:proofErr w:type="spellStart"/>
+      <w:r>
+        <w:rPr>
+          <w:rStyle w:val="instructor"/>
+        </w:rPr>
+        <w:t>temp_</w:t>
       </w:r>
       <w:r>
         <w:rPr>
@@ -756,6 +1226,7 @@
         </w:rPr>
         <w:t>menu_items</w:t>
       </w:r>
+      <w:proofErr w:type="spellEnd"/>
     </w:p>
     <w:p>
       <w:pPr>
@@ -785,72 +1256,115 @@
         <w:t xml:space="preserve"> table</w:t>
       </w:r>
       <w:r>
-        <w:t xml:space="preserve"> using phpMyAdmin</w:t>
-      </w:r>
-      <w:r>
-        <w:t>: while browsing the table, choose the Insert tab</w:t>
+        <w:t xml:space="preserve"> using </w:t>
+      </w:r>
+      <w:proofErr w:type="spellStart"/>
+      <w:r>
+        <w:t>DBeaver</w:t>
+      </w:r>
+      <w:proofErr w:type="spellEnd"/>
+      <w:r>
+        <w:t xml:space="preserve"> (</w:t>
+      </w:r>
+      <w:r>
+        <w:t>u</w:t>
+      </w:r>
+      <w:r>
+        <w:t>se the Add Row button near the bottom)</w:t>
       </w:r>
       <w:r>
         <w:t>.</w:t>
       </w:r>
-      <w:r>
-        <w:t xml:space="preserve"> You can type in the data here. Ignore the Function column; type into the Value column.</w:t>
-      </w:r>
+    </w:p>
+    <w:p>
+      <w:pPr>
+        <w:pStyle w:val="NoSpacing"/>
+      </w:pPr>
+    </w:p>
+    <w:p>
+      <w:pPr>
+        <w:pStyle w:val="NoSpacing"/>
+      </w:pPr>
+      <w:r>
+        <w:t xml:space="preserve">View the </w:t>
+      </w:r>
+      <w:r>
+        <w:t xml:space="preserve">corresponding </w:t>
+      </w:r>
+      <w:r>
+        <w:t>SQL</w:t>
+      </w:r>
+      <w:r>
+        <w:t xml:space="preserve">: right-click, </w:t>
+      </w:r>
+      <w:r>
+        <w:t xml:space="preserve">Export Data, </w:t>
+      </w:r>
+      <w:r>
+        <w:t>SQL...</w:t>
+      </w:r>
+    </w:p>
+    <w:p>
+      <w:pPr>
+        <w:pStyle w:val="NoSpacing"/>
+      </w:pPr>
+    </w:p>
+    <w:p>
+      <w:pPr>
+        <w:pStyle w:val="NoSpacing"/>
+      </w:pPr>
+      <w:r>
+        <w:t xml:space="preserve">Now delete the </w:t>
+      </w:r>
+      <w:r>
+        <w:t>table</w:t>
+      </w:r>
+      <w:r>
+        <w:t xml:space="preserve"> completely</w:t>
+      </w:r>
+      <w:r>
+        <w:t xml:space="preserve"> (right click, </w:t>
+      </w:r>
+      <w:proofErr w:type="gramStart"/>
+      <w:r>
+        <w:t>Delete</w:t>
+      </w:r>
+      <w:proofErr w:type="gramEnd"/>
+      <w:r>
+        <w:t xml:space="preserve"> – do View Script to understand the SQL).</w:t>
+      </w:r>
+    </w:p>
+    <w:p>
+      <w:pPr>
+        <w:pStyle w:val="NoSpacing"/>
+      </w:pPr>
+    </w:p>
+    <w:p>
+      <w:pPr>
+        <w:pStyle w:val="NoSpacing"/>
+      </w:pPr>
+      <w:proofErr w:type="gramStart"/>
+      <w:r>
+        <w:t>Next</w:t>
+      </w:r>
+      <w:proofErr w:type="gramEnd"/>
       <w:r>
         <w:t xml:space="preserve"> </w:t>
       </w:r>
-    </w:p>
-    <w:p>
-      <w:pPr>
-        <w:pStyle w:val="NoSpacing"/>
-      </w:pPr>
-    </w:p>
-    <w:p>
-      <w:pPr>
-        <w:pStyle w:val="NoSpacing"/>
-      </w:pPr>
-      <w:r>
-        <w:t xml:space="preserve">View the </w:t>
-      </w:r>
-      <w:r>
-        <w:t xml:space="preserve">corresponding </w:t>
-      </w:r>
-      <w:r>
-        <w:t>SQL. If you need to go back and view it after the insertion, select the row, choose Copy</w:t>
-      </w:r>
-      <w:r>
-        <w:t>,</w:t>
-      </w:r>
-      <w:r>
-        <w:t xml:space="preserve"> then Preview SQL.</w:t>
-      </w:r>
-    </w:p>
-    <w:p>
-      <w:pPr>
-        <w:pStyle w:val="NoSpacing"/>
-      </w:pPr>
-    </w:p>
-    <w:p>
-      <w:pPr>
-        <w:pStyle w:val="NoSpacing"/>
-      </w:pPr>
-      <w:r>
-        <w:t xml:space="preserve">Now delete the </w:t>
-      </w:r>
-      <w:r>
-        <w:t>table</w:t>
-      </w:r>
-      <w:r>
-        <w:t xml:space="preserve"> completely and we will practice </w:t>
+      <w:r>
+        <w:t xml:space="preserve">we practice </w:t>
       </w:r>
       <w:r>
         <w:t>creating</w:t>
       </w:r>
       <w:r>
-        <w:t xml:space="preserve"> it from a file instead.</w:t>
-      </w:r>
-      <w:r>
-        <w:t xml:space="preserve"> To delete the table, browse the database and click on Drop. Note the corresponding SQL for this action.</w:t>
+        <w:t xml:space="preserve"> </w:t>
+      </w:r>
+      <w:r>
+        <w:t>the table</w:t>
+      </w:r>
+      <w:r>
+        <w:t xml:space="preserve"> from a file instead.</w:t>
       </w:r>
     </w:p>
     <w:p>
@@ -869,19 +1383,48 @@
         <w:t xml:space="preserve"> View the result in a text editor to make sure you understand the formatting.</w:t>
       </w:r>
       <w:r>
-        <w:t xml:space="preserve"> In phpMyAdmin, make sure you are browsing the </w:t>
-      </w:r>
+        <w:t xml:space="preserve"> In </w:t>
+      </w:r>
+      <w:proofErr w:type="spellStart"/>
+      <w:r>
+        <w:t>DBeaver</w:t>
+      </w:r>
+      <w:proofErr w:type="spellEnd"/>
+      <w:r>
+        <w:t xml:space="preserve">, make sure you are browsing the </w:t>
+      </w:r>
+      <w:proofErr w:type="spellStart"/>
       <w:r>
         <w:rPr>
           <w:rStyle w:val="code"/>
         </w:rPr>
         <w:t>carlisle_menu_items</w:t>
       </w:r>
-      <w:r>
-        <w:t xml:space="preserve"> database</w:t>
-      </w:r>
-      <w:r>
-        <w:t xml:space="preserve"> then choose Import. Select the saved CSV file, check that all the options look sensible</w:t>
+      <w:proofErr w:type="spellEnd"/>
+      <w:r>
+        <w:rPr>
+          <w:rStyle w:val="instructor"/>
+          <w:color w:val="auto"/>
+        </w:rPr>
+        <w:t xml:space="preserve"> </w:t>
+      </w:r>
+      <w:r>
+        <w:t>schema</w:t>
+      </w:r>
+      <w:r>
+        <w:t xml:space="preserve"> then </w:t>
+      </w:r>
+      <w:r>
+        <w:t xml:space="preserve">right click Tables, choose </w:t>
+      </w:r>
+      <w:r>
+        <w:t>Import</w:t>
+      </w:r>
+      <w:r>
+        <w:t xml:space="preserve"> Data</w:t>
+      </w:r>
+      <w:r>
+        <w:t>. Select the saved CSV file, check that all the options look sensible</w:t>
       </w:r>
       <w:r>
         <w:t xml:space="preserve"> (the name of the table should be </w:t>
@@ -896,42 +1439,123 @@
         <w:t>)</w:t>
       </w:r>
       <w:r>
-        <w:t>, then click Go.</w:t>
-      </w:r>
-      <w:r>
-        <w:t xml:space="preserve"> Take a look at the resulting table. Probably, the column names were imported as a tuple. We will delete that tuple soon.</w:t>
-      </w:r>
-    </w:p>
-    <w:p>
-      <w:pPr>
-        <w:pStyle w:val="NoSpacing"/>
-      </w:pPr>
-    </w:p>
-    <w:p>
-      <w:pPr>
-        <w:pStyle w:val="NoSpacing"/>
-      </w:pPr>
-      <w:r>
-        <w:t>Note that if we import the entire table without first creating the structure, we may need to make some adjustments to the data types. As an example here, change the restaurant ID to be an integer with up to seven digits. Note the SQL that was used:</w:t>
-      </w:r>
-    </w:p>
-    <w:p>
-      <w:pPr>
-        <w:pStyle w:val="NoSpacing"/>
-      </w:pPr>
-    </w:p>
-    <w:p>
-      <w:pPr>
-        <w:pStyle w:val="NoSpacing"/>
-        <w:rPr>
-          <w:rStyle w:val="code"/>
-        </w:rPr>
-      </w:pPr>
-      <w:r>
-        <w:rPr>
-          <w:rStyle w:val="code"/>
-        </w:rPr>
-        <w:t>ALTER TABLE `restaurant` CHANGE `id` `id` INT(7);</w:t>
+        <w:t xml:space="preserve">, </w:t>
+      </w:r>
+      <w:r>
+        <w:t>preview the data, click through remaining options</w:t>
+      </w:r>
+      <w:r>
+        <w:t>.</w:t>
+      </w:r>
+      <w:r>
+        <w:t xml:space="preserve"> </w:t>
+      </w:r>
+      <w:proofErr w:type="gramStart"/>
+      <w:r>
+        <w:t>Take a look</w:t>
+      </w:r>
+      <w:proofErr w:type="gramEnd"/>
+      <w:r>
+        <w:t xml:space="preserve"> at the resulting table. </w:t>
+      </w:r>
+      <w:r>
+        <w:t>Look at its SQL too. Any differences to earlier?</w:t>
+      </w:r>
+      <w:r>
+        <w:t xml:space="preserve"> </w:t>
+      </w:r>
+    </w:p>
+    <w:p>
+      <w:pPr>
+        <w:pStyle w:val="NoSpacing"/>
+      </w:pPr>
+    </w:p>
+    <w:p>
+      <w:pPr>
+        <w:pStyle w:val="NoSpacing"/>
+      </w:pPr>
+      <w:r>
+        <w:t>Check the data types of the columns.</w:t>
+      </w:r>
+      <w:r>
+        <w:t xml:space="preserve"> </w:t>
+      </w:r>
+      <w:r>
+        <w:t>Practice c</w:t>
+      </w:r>
+      <w:r>
+        <w:t>hang</w:t>
+      </w:r>
+      <w:r>
+        <w:t>ing</w:t>
+      </w:r>
+      <w:r>
+        <w:t xml:space="preserve"> a data type</w:t>
+      </w:r>
+      <w:r>
+        <w:t xml:space="preserve">: view the table, </w:t>
+      </w:r>
+      <w:r>
+        <w:t>the</w:t>
+      </w:r>
+      <w:r>
+        <w:t>n</w:t>
+      </w:r>
+      <w:r>
+        <w:t xml:space="preserve"> Properties tab, Columns tab, click on data type to change it.</w:t>
+      </w:r>
+      <w:r>
+        <w:t xml:space="preserve"> Check out the equivalent SQL</w:t>
+      </w:r>
+      <w:r>
+        <w:t xml:space="preserve"> – It will be something like:</w:t>
+      </w:r>
+    </w:p>
+    <w:p>
+      <w:pPr>
+        <w:pStyle w:val="NoSpacing"/>
+      </w:pPr>
+    </w:p>
+    <w:p>
+      <w:pPr>
+        <w:pStyle w:val="NoSpacing"/>
+        <w:rPr>
+          <w:rStyle w:val="code"/>
+        </w:rPr>
+      </w:pPr>
+      <w:r>
+        <w:rPr>
+          <w:rStyle w:val="code"/>
+        </w:rPr>
+        <w:t xml:space="preserve">ALTER TABLE </w:t>
+      </w:r>
+      <w:proofErr w:type="spellStart"/>
+      <w:r>
+        <w:rPr>
+          <w:rStyle w:val="code"/>
+        </w:rPr>
+        <w:t>carlisle_menu_items.restaurants</w:t>
+      </w:r>
+      <w:proofErr w:type="spellEnd"/>
+      <w:r>
+        <w:rPr>
+          <w:rStyle w:val="code"/>
+        </w:rPr>
+        <w:t xml:space="preserve"> ALTER COLUMN id TYPE int8 USING </w:t>
+      </w:r>
+      <w:proofErr w:type="gramStart"/>
+      <w:r>
+        <w:rPr>
+          <w:rStyle w:val="code"/>
+        </w:rPr>
+        <w:t>id::</w:t>
+      </w:r>
+      <w:proofErr w:type="gramEnd"/>
+      <w:r>
+        <w:rPr>
+          <w:rStyle w:val="code"/>
+        </w:rPr>
+        <w:t>int8;</w:t>
       </w:r>
     </w:p>
     <w:p>
@@ -946,8 +1570,13 @@
       <w:r>
         <w:t xml:space="preserve">Note also that we will not be able to edit the content of the table until we have created a primary key. This is because </w:t>
       </w:r>
-      <w:r>
-        <w:t xml:space="preserve">phpMyAdmin </w:t>
+      <w:proofErr w:type="spellStart"/>
+      <w:r>
+        <w:t>DBeaver</w:t>
+      </w:r>
+      <w:proofErr w:type="spellEnd"/>
+      <w:r>
+        <w:t xml:space="preserve"> </w:t>
       </w:r>
       <w:r>
         <w:t>need</w:t>
@@ -956,106 +1585,69 @@
         <w:t>s</w:t>
       </w:r>
       <w:r>
-        <w:t xml:space="preserve"> a way to refer to specific tuples and there is no way to do that without a key. To add a primary key in phpMyAdmin, first browse the table then choose the Structure tab. Check the column or columns that will be the primary key, then click on Primary. Note the SQL that was used:</w:t>
-      </w:r>
-    </w:p>
-    <w:p>
-      <w:pPr>
-        <w:pStyle w:val="NoSpacing"/>
-      </w:pPr>
-    </w:p>
-    <w:p>
-      <w:pPr>
-        <w:pStyle w:val="NoSpacing"/>
-        <w:rPr>
-          <w:rStyle w:val="code"/>
-        </w:rPr>
-      </w:pPr>
-      <w:r>
-        <w:rPr>
-          <w:rStyle w:val="code"/>
-        </w:rPr>
-        <w:t>ALTER TABLE `restaurant` ADD PRIMARY KEY(`id`);</w:t>
-      </w:r>
-    </w:p>
-    <w:p>
-      <w:pPr>
-        <w:pStyle w:val="NoSpacing"/>
-      </w:pPr>
-    </w:p>
-    <w:p>
-      <w:pPr>
-        <w:pStyle w:val="NoSpacing"/>
-      </w:pPr>
-      <w:r>
-        <w:t>Delete the row that contains the column names. (Just click on Delete from the browse view.) Note the equivalent SQL:</w:t>
-      </w:r>
-    </w:p>
-    <w:p>
-      <w:pPr>
-        <w:pStyle w:val="NoSpacing"/>
-      </w:pPr>
-    </w:p>
-    <w:p>
-      <w:pPr>
-        <w:pStyle w:val="NoSpacing"/>
-        <w:rPr>
-          <w:rStyle w:val="code"/>
-        </w:rPr>
-      </w:pPr>
-      <w:r>
-        <w:rPr>
-          <w:rStyle w:val="code"/>
-        </w:rPr>
-        <w:t>DELETE FROM `restaurant` WHERE `restaurant`.`id` = 0;</w:t>
-      </w:r>
-    </w:p>
-    <w:p>
-      <w:pPr>
-        <w:pStyle w:val="NoSpacing"/>
-      </w:pPr>
-    </w:p>
-    <w:p>
-      <w:pPr>
-        <w:pStyle w:val="NoSpacing"/>
-      </w:pPr>
-      <w:r>
-        <w:t>Now suppose we wanted to create this table from the command line interface. We can find out the exact SQL needed to do that by using:</w:t>
-      </w:r>
-    </w:p>
-    <w:p>
-      <w:pPr>
-        <w:pStyle w:val="NoSpacing"/>
-      </w:pPr>
-    </w:p>
-    <w:p>
-      <w:pPr>
-        <w:pStyle w:val="NoSpacing"/>
-        <w:rPr>
-          <w:rStyle w:val="code"/>
-        </w:rPr>
-      </w:pPr>
-      <w:r>
-        <w:rPr>
-          <w:rStyle w:val="code"/>
-        </w:rPr>
-        <w:t>SHOW CREATE TABLE restaurant;</w:t>
-      </w:r>
-    </w:p>
-    <w:p>
-      <w:pPr>
-        <w:pStyle w:val="NoSpacing"/>
-      </w:pPr>
-    </w:p>
-    <w:p>
-      <w:pPr>
-        <w:pStyle w:val="NoSpacing"/>
-      </w:pPr>
-      <w:r>
-        <w:t>This should yield something like the following</w:t>
-      </w:r>
-      <w:r>
-        <w:t xml:space="preserve"> (some display options may need to be adjusted to view the entire result)</w:t>
+        <w:t xml:space="preserve"> a way to refer to specific tuples and there is no way to do that without a key.</w:t>
+      </w:r>
+      <w:r>
+        <w:t xml:space="preserve"> </w:t>
+      </w:r>
+      <w:r>
+        <w:t>Before we add a primary key, try to edit and save one of the cells</w:t>
+      </w:r>
+      <w:r>
+        <w:t>. Observe the error message then cancel.</w:t>
+      </w:r>
+    </w:p>
+    <w:p>
+      <w:pPr>
+        <w:pStyle w:val="NoSpacing"/>
+      </w:pPr>
+    </w:p>
+    <w:p>
+      <w:pPr>
+        <w:pStyle w:val="NoSpacing"/>
+      </w:pPr>
+      <w:r>
+        <w:t xml:space="preserve">Now </w:t>
+      </w:r>
+      <w:r>
+        <w:t xml:space="preserve">add </w:t>
+      </w:r>
+      <w:r>
+        <w:t xml:space="preserve">the restaurant id as </w:t>
+      </w:r>
+      <w:r>
+        <w:t xml:space="preserve">a primary key in </w:t>
+      </w:r>
+      <w:proofErr w:type="spellStart"/>
+      <w:r>
+        <w:t>DBeaver</w:t>
+      </w:r>
+      <w:proofErr w:type="spellEnd"/>
+      <w:r>
+        <w:t xml:space="preserve">: </w:t>
+      </w:r>
+      <w:r>
+        <w:t>view the table, then Properties tab,</w:t>
+      </w:r>
+      <w:r>
+        <w:t xml:space="preserve"> Constraints tab, Add New Constraint (small icon at the bottom)</w:t>
+      </w:r>
+      <w:r>
+        <w:t>.</w:t>
+      </w:r>
+      <w:r>
+        <w:t xml:space="preserve"> Choose Primary Key </w:t>
+      </w:r>
+      <w:proofErr w:type="gramStart"/>
+      <w:r>
+        <w:t>type, and</w:t>
+      </w:r>
+      <w:proofErr w:type="gramEnd"/>
+      <w:r>
+        <w:t xml:space="preserve"> check the id column.</w:t>
+      </w:r>
+      <w:r>
+        <w:t xml:space="preserve"> When you save the changes observe the SQL which should be something like the following</w:t>
       </w:r>
       <w:r>
         <w:t>:</w:t>
@@ -1077,174 +1669,218 @@
         <w:rPr>
           <w:rStyle w:val="code"/>
         </w:rPr>
-        <w:t>CREATE TABLE `restaurant` (</w:t>
-      </w:r>
-    </w:p>
-    <w:p>
-      <w:pPr>
-        <w:pStyle w:val="NoSpacing"/>
-        <w:rPr>
-          <w:rStyle w:val="code"/>
-        </w:rPr>
-      </w:pPr>
-      <w:r>
-        <w:rPr>
-          <w:rStyle w:val="code"/>
-        </w:rPr>
-        <w:t xml:space="preserve">  `id` int(7) NOT NULL,</w:t>
-      </w:r>
-    </w:p>
-    <w:p>
-      <w:pPr>
-        <w:pStyle w:val="NoSpacing"/>
-        <w:rPr>
-          <w:rStyle w:val="code"/>
-        </w:rPr>
-      </w:pPr>
-      <w:r>
-        <w:rPr>
-          <w:rStyle w:val="code"/>
-        </w:rPr>
-        <w:t xml:space="preserve">  `name` varchar(14) DEFAULT NULL,</w:t>
-      </w:r>
-    </w:p>
-    <w:p>
-      <w:pPr>
-        <w:pStyle w:val="NoSpacing"/>
-        <w:rPr>
-          <w:rStyle w:val="code"/>
-        </w:rPr>
-      </w:pPr>
-      <w:r>
-        <w:rPr>
-          <w:rStyle w:val="code"/>
-        </w:rPr>
-        <w:t xml:space="preserve">  `address` varchar(36) DEFAULT NULL,</w:t>
-      </w:r>
-    </w:p>
-    <w:p>
-      <w:pPr>
-        <w:pStyle w:val="NoSpacing"/>
-        <w:rPr>
-          <w:rStyle w:val="code"/>
-        </w:rPr>
-      </w:pPr>
-      <w:r>
-        <w:rPr>
-          <w:rStyle w:val="code"/>
-        </w:rPr>
-        <w:t xml:space="preserve">  PRIMARY KEY (`id`)</w:t>
-      </w:r>
-    </w:p>
-    <w:p>
-      <w:pPr>
-        <w:pStyle w:val="NoSpacing"/>
-      </w:pPr>
-      <w:r>
-        <w:rPr>
-          <w:rStyle w:val="code"/>
-        </w:rPr>
-        <w:t>) ENGINE=InnoDB DEFAULT CHARSET=utf8</w:t>
-      </w:r>
-    </w:p>
-    <w:p>
-      <w:pPr>
-        <w:pStyle w:val="NoSpacing"/>
-      </w:pPr>
-    </w:p>
-    <w:p>
-      <w:pPr>
-        <w:pStyle w:val="NoSpacing"/>
-        <w:rPr>
-          <w:rStyle w:val="instructor"/>
-        </w:rPr>
-      </w:pPr>
-      <w:r>
-        <w:rPr>
-          <w:rStyle w:val="instructor"/>
-        </w:rPr>
-        <w:t xml:space="preserve">[Instructor] </w:t>
-      </w:r>
-      <w:r>
-        <w:rPr>
-          <w:rStyle w:val="instructor"/>
-        </w:rPr>
-        <w:t>Demonstrate how to do use this in the command line interface.</w:t>
-      </w:r>
-      <w:r>
-        <w:rPr>
-          <w:rStyle w:val="instructor"/>
-        </w:rPr>
-        <w:t xml:space="preserve"> </w:t>
-      </w:r>
-      <w:r>
-        <w:rPr>
-          <w:rStyle w:val="instructor"/>
-        </w:rPr>
-        <w:t>To insert the data using the command line interface, the easiest thing will be to first export from phpMyAdmin. Browse to the restaurant table then click Export, and export to a .sql file. Open this file in a text editor, then we can copy and paste the INSERT command to insert the data from the command line. It should be something like the following:</w:t>
-      </w:r>
-    </w:p>
-    <w:p>
-      <w:pPr>
-        <w:pStyle w:val="NoSpacing"/>
-        <w:rPr>
-          <w:rStyle w:val="code"/>
-        </w:rPr>
-      </w:pPr>
-      <w:r>
-        <w:rPr>
-          <w:rStyle w:val="code"/>
-        </w:rPr>
-        <w:t>INSERT INTO `restaurant` (`id`, `name`, `address`) VALUES</w:t>
-      </w:r>
-    </w:p>
-    <w:p>
-      <w:pPr>
-        <w:pStyle w:val="NoSpacing"/>
-        <w:rPr>
-          <w:rStyle w:val="code"/>
-        </w:rPr>
-      </w:pPr>
-      <w:r>
-        <w:rPr>
-          <w:rStyle w:val="code"/>
-        </w:rPr>
-        <w:t>(23, 'Issei Carlisle', '54 W High St, Carlisle, PA 17013'),</w:t>
-      </w:r>
-    </w:p>
-    <w:p>
-      <w:pPr>
-        <w:pStyle w:val="NoSpacing"/>
-        <w:rPr>
-          <w:rStyle w:val="code"/>
-        </w:rPr>
-      </w:pPr>
-      <w:r>
-        <w:rPr>
-          <w:rStyle w:val="code"/>
-        </w:rPr>
-        <w:t>(49, 'Mt Fuji', '149 N Hanover St, Carlisle, PA 17013');</w:t>
-      </w:r>
-    </w:p>
-    <w:p>
-      <w:pPr>
-        <w:pStyle w:val="NoSpacing"/>
-      </w:pPr>
-    </w:p>
-    <w:p>
-      <w:pPr>
-        <w:pStyle w:val="NoSpacing"/>
-      </w:pPr>
-      <w:r>
-        <w:t>[Students]</w:t>
-      </w:r>
-    </w:p>
-    <w:p>
-      <w:pPr>
-        <w:pStyle w:val="NoSpacing"/>
-      </w:pPr>
-      <w:r>
-        <w:t xml:space="preserve">Now on your own, add the data from the menu items into a new table called </w:t>
+        <w:t xml:space="preserve">ALTER TABLE </w:t>
+      </w:r>
+      <w:proofErr w:type="spellStart"/>
+      <w:r>
+        <w:rPr>
+          <w:rStyle w:val="code"/>
+        </w:rPr>
+        <w:t>carlisle_menu_items.restaurants</w:t>
+      </w:r>
+      <w:proofErr w:type="spellEnd"/>
+      <w:r>
+        <w:rPr>
+          <w:rStyle w:val="code"/>
+        </w:rPr>
+        <w:t xml:space="preserve"> ADD CONSTRAINT </w:t>
+      </w:r>
+      <w:proofErr w:type="spellStart"/>
+      <w:r>
+        <w:rPr>
+          <w:rStyle w:val="code"/>
+        </w:rPr>
+        <w:t>restaurants_pk</w:t>
+      </w:r>
+      <w:proofErr w:type="spellEnd"/>
+      <w:r>
+        <w:rPr>
+          <w:rStyle w:val="code"/>
+        </w:rPr>
+        <w:t xml:space="preserve"> PRIMARY KEY (id</w:t>
+      </w:r>
+      <w:proofErr w:type="gramStart"/>
+      <w:r>
+        <w:rPr>
+          <w:rStyle w:val="code"/>
+        </w:rPr>
+        <w:t>);</w:t>
+      </w:r>
+      <w:proofErr w:type="gramEnd"/>
+    </w:p>
+    <w:p>
+      <w:pPr>
+        <w:pStyle w:val="NoSpacing"/>
+      </w:pPr>
+    </w:p>
+    <w:p>
+      <w:pPr>
+        <w:pStyle w:val="NoSpacing"/>
+      </w:pPr>
+    </w:p>
+    <w:p>
+      <w:pPr>
+        <w:pStyle w:val="NoSpacing"/>
+      </w:pPr>
+      <w:r>
+        <w:t>Now you should be able to edit the table values. Try to change an address or an ID for a restaurant and save the changes. Observe the equivalent SQL and observe the saved results.</w:t>
+      </w:r>
+    </w:p>
+    <w:p>
+      <w:pPr>
+        <w:pStyle w:val="NoSpacing"/>
+      </w:pPr>
+    </w:p>
+    <w:p>
+      <w:pPr>
+        <w:pStyle w:val="NoSpacing"/>
+      </w:pPr>
+      <w:r>
+        <w:t xml:space="preserve">We’re finished working on this table. Observe the final structure of the table by checking out the equivalent SQL. It should be </w:t>
+      </w:r>
+      <w:proofErr w:type="gramStart"/>
+      <w:r>
+        <w:t>similar to</w:t>
+      </w:r>
+      <w:proofErr w:type="gramEnd"/>
+    </w:p>
+    <w:p>
+      <w:pPr>
+        <w:pStyle w:val="NoSpacing"/>
+      </w:pPr>
+    </w:p>
+    <w:p>
+      <w:pPr>
+        <w:pStyle w:val="NoSpacing"/>
+        <w:rPr>
+          <w:rStyle w:val="code"/>
+        </w:rPr>
+      </w:pPr>
+      <w:r>
+        <w:rPr>
+          <w:rStyle w:val="code"/>
+        </w:rPr>
+        <w:t xml:space="preserve">CREATE TABLE </w:t>
+      </w:r>
+      <w:proofErr w:type="spellStart"/>
+      <w:r>
+        <w:rPr>
+          <w:rStyle w:val="code"/>
+        </w:rPr>
+        <w:t>carlisle_menu_items.restaurants</w:t>
+      </w:r>
+      <w:proofErr w:type="spellEnd"/>
+      <w:r>
+        <w:rPr>
+          <w:rStyle w:val="code"/>
+        </w:rPr>
+        <w:t xml:space="preserve"> (</w:t>
+      </w:r>
+    </w:p>
+    <w:p>
+      <w:pPr>
+        <w:pStyle w:val="NoSpacing"/>
+        <w:rPr>
+          <w:rStyle w:val="code"/>
+        </w:rPr>
+      </w:pPr>
+      <w:r>
+        <w:rPr>
+          <w:rStyle w:val="code"/>
+        </w:rPr>
+        <w:tab/>
+        <w:t>id int8 NOT NULL,</w:t>
+      </w:r>
+    </w:p>
+    <w:p>
+      <w:pPr>
+        <w:pStyle w:val="NoSpacing"/>
+        <w:rPr>
+          <w:rStyle w:val="code"/>
+        </w:rPr>
+      </w:pPr>
+      <w:r>
+        <w:rPr>
+          <w:rStyle w:val="code"/>
+        </w:rPr>
+        <w:tab/>
+        <w:t>"Name" text NULL,</w:t>
+      </w:r>
+    </w:p>
+    <w:p>
+      <w:pPr>
+        <w:pStyle w:val="NoSpacing"/>
+        <w:rPr>
+          <w:rStyle w:val="code"/>
+        </w:rPr>
+      </w:pPr>
+      <w:r>
+        <w:rPr>
+          <w:rStyle w:val="code"/>
+        </w:rPr>
+        <w:tab/>
+        <w:t>"Address" varchar(50) NULL,</w:t>
+      </w:r>
+    </w:p>
+    <w:p>
+      <w:pPr>
+        <w:pStyle w:val="NoSpacing"/>
+        <w:rPr>
+          <w:rStyle w:val="code"/>
+        </w:rPr>
+      </w:pPr>
+      <w:r>
+        <w:rPr>
+          <w:rStyle w:val="code"/>
+        </w:rPr>
+        <w:tab/>
+        <w:t xml:space="preserve">CONSTRAINT </w:t>
+      </w:r>
+      <w:proofErr w:type="spellStart"/>
+      <w:r>
+        <w:rPr>
+          <w:rStyle w:val="code"/>
+        </w:rPr>
+        <w:t>restaurants_pk</w:t>
+      </w:r>
+      <w:proofErr w:type="spellEnd"/>
+      <w:r>
+        <w:rPr>
+          <w:rStyle w:val="code"/>
+        </w:rPr>
+        <w:t xml:space="preserve"> PRIMARY KEY (id)</w:t>
+      </w:r>
+    </w:p>
+    <w:p>
+      <w:pPr>
+        <w:pStyle w:val="NoSpacing"/>
+        <w:rPr>
+          <w:rStyle w:val="code"/>
+        </w:rPr>
+      </w:pPr>
+      <w:r>
+        <w:rPr>
+          <w:rStyle w:val="code"/>
+        </w:rPr>
+        <w:t>);</w:t>
+      </w:r>
+    </w:p>
+    <w:p>
+      <w:pPr>
+        <w:pStyle w:val="NoSpacing"/>
+      </w:pPr>
+    </w:p>
+    <w:p>
+      <w:pPr>
+        <w:pStyle w:val="NoSpacing"/>
+      </w:pPr>
+    </w:p>
+    <w:p>
+      <w:pPr>
+        <w:pStyle w:val="NoSpacing"/>
+      </w:pPr>
+      <w:r>
+        <w:t xml:space="preserve">Now add the data from the menu items into a new table called </w:t>
       </w:r>
       <w:r>
         <w:rPr>
@@ -1317,7 +1953,14 @@
                 <w:rFonts w:ascii="Calibri" w:hAnsi="Calibri" w:cs="Calibri"/>
                 <w:color w:val="000000"/>
               </w:rPr>
-              <w:t>id</w:t>
+              <w:t>i</w:t>
+            </w:r>
+            <w:r>
+              <w:rPr>
+                <w:rFonts w:ascii="Calibri" w:hAnsi="Calibri" w:cs="Calibri"/>
+                <w:color w:val="000000"/>
+              </w:rPr>
+              <w:t>d</w:t>
             </w:r>
           </w:p>
         </w:tc>
@@ -1348,6 +1991,7 @@
             <w:pPr>
               <w:pStyle w:val="NoSpacing"/>
             </w:pPr>
+            <w:proofErr w:type="spellStart"/>
             <w:r>
               <w:rPr>
                 <w:rFonts w:ascii="Calibri" w:hAnsi="Calibri" w:cs="Calibri"/>
@@ -1362,6 +2006,7 @@
               </w:rPr>
               <w:t>id</w:t>
             </w:r>
+            <w:proofErr w:type="spellEnd"/>
           </w:p>
         </w:tc>
       </w:tr>
@@ -1449,12 +2094,21 @@
             <w:pPr>
               <w:pStyle w:val="NoSpacing"/>
             </w:pPr>
+            <w:proofErr w:type="spellStart"/>
             <w:r>
               <w:rPr>
                 <w:rFonts w:ascii="Calibri" w:hAnsi="Calibri" w:cs="Calibri"/>
                 <w:color w:val="000000"/>
               </w:rPr>
-              <w:t>ebi tempura</w:t>
+              <w:t>ebi</w:t>
+            </w:r>
+            <w:proofErr w:type="spellEnd"/>
+            <w:r>
+              <w:rPr>
+                <w:rFonts w:ascii="Calibri" w:hAnsi="Calibri" w:cs="Calibri"/>
+                <w:color w:val="000000"/>
+              </w:rPr>
+              <w:t xml:space="preserve"> tempura</w:t>
             </w:r>
           </w:p>
         </w:tc>
@@ -1501,12 +2155,21 @@
             <w:pPr>
               <w:pStyle w:val="NoSpacing"/>
             </w:pPr>
+            <w:proofErr w:type="spellStart"/>
             <w:r>
               <w:rPr>
                 <w:rFonts w:ascii="Calibri" w:hAnsi="Calibri" w:cs="Calibri"/>
                 <w:color w:val="000000"/>
               </w:rPr>
-              <w:t>tantan ramen</w:t>
+              <w:t>tantan</w:t>
+            </w:r>
+            <w:proofErr w:type="spellEnd"/>
+            <w:r>
+              <w:rPr>
+                <w:rFonts w:ascii="Calibri" w:hAnsi="Calibri" w:cs="Calibri"/>
+                <w:color w:val="000000"/>
+              </w:rPr>
+              <w:t xml:space="preserve"> ramen</w:t>
             </w:r>
           </w:p>
         </w:tc>
@@ -1562,8 +2225,17 @@
                 <w:rFonts w:ascii="Calibri" w:hAnsi="Calibri" w:cs="Calibri"/>
                 <w:color w:val="000000"/>
               </w:rPr>
-              <w:t>pad thai</w:t>
-            </w:r>
+              <w:t xml:space="preserve">pad </w:t>
+            </w:r>
+            <w:proofErr w:type="spellStart"/>
+            <w:r>
+              <w:rPr>
+                <w:rFonts w:ascii="Calibri" w:hAnsi="Calibri" w:cs="Calibri"/>
+                <w:color w:val="000000"/>
+              </w:rPr>
+              <w:t>thai</w:t>
+            </w:r>
+            <w:proofErr w:type="spellEnd"/>
           </w:p>
         </w:tc>
         <w:tc>
@@ -1618,8 +2290,17 @@
                 <w:rFonts w:ascii="Calibri" w:hAnsi="Calibri" w:cs="Calibri"/>
                 <w:color w:val="000000"/>
               </w:rPr>
-              <w:t>vegetable pad thai</w:t>
-            </w:r>
+              <w:t xml:space="preserve">vegetable pad </w:t>
+            </w:r>
+            <w:proofErr w:type="spellStart"/>
+            <w:r>
+              <w:rPr>
+                <w:rFonts w:ascii="Calibri" w:hAnsi="Calibri" w:cs="Calibri"/>
+                <w:color w:val="000000"/>
+              </w:rPr>
+              <w:t>thai</w:t>
+            </w:r>
+            <w:proofErr w:type="spellEnd"/>
           </w:p>
         </w:tc>
         <w:tc>
@@ -1669,12 +2350,21 @@
             <w:pPr>
               <w:pStyle w:val="NoSpacing"/>
             </w:pPr>
+            <w:proofErr w:type="spellStart"/>
             <w:r>
               <w:rPr>
                 <w:rFonts w:ascii="Calibri" w:hAnsi="Calibri" w:cs="Calibri"/>
                 <w:color w:val="000000"/>
               </w:rPr>
-              <w:t>mabo tofu</w:t>
+              <w:t>mabo</w:t>
+            </w:r>
+            <w:proofErr w:type="spellEnd"/>
+            <w:r>
+              <w:rPr>
+                <w:rFonts w:ascii="Calibri" w:hAnsi="Calibri" w:cs="Calibri"/>
+                <w:color w:val="000000"/>
+              </w:rPr>
+              <w:t xml:space="preserve"> tofu</w:t>
             </w:r>
           </w:p>
         </w:tc>
@@ -1765,7 +2455,15 @@
         <w:pStyle w:val="NoSpacing"/>
       </w:pPr>
       <w:r>
-        <w:t>Make appropriate changes to the data types, and add a primary key.</w:t>
+        <w:t xml:space="preserve">Make appropriate changes to the data </w:t>
+      </w:r>
+      <w:proofErr w:type="gramStart"/>
+      <w:r>
+        <w:t>types, and</w:t>
+      </w:r>
+      <w:proofErr w:type="gramEnd"/>
+      <w:r>
+        <w:t xml:space="preserve"> add a primary key.</w:t>
       </w:r>
       <w:r>
         <w:t xml:space="preserve"> (For the primary key, if you get an error message about a duplicate value, think about what column or columns you can select to obtain a unique value for every tuple.)</w:t>
@@ -1777,20 +2475,25 @@
       </w:pPr>
     </w:p>
     <w:p>
-      <w:pPr>
-        <w:pStyle w:val="NoSpacing"/>
-      </w:pPr>
       <w:r>
         <w:t>Now we need to link the two tables using a foreign key.</w:t>
       </w:r>
       <w:r>
         <w:t xml:space="preserve"> Specifically, we want the </w:t>
       </w:r>
-      <w:r>
-        <w:rPr>
-          <w:rStyle w:val="code"/>
-        </w:rPr>
-        <w:t xml:space="preserve">restaurant_id </w:t>
+      <w:proofErr w:type="spellStart"/>
+      <w:r>
+        <w:rPr>
+          <w:rStyle w:val="code"/>
+        </w:rPr>
+        <w:t>restaurant_id</w:t>
+      </w:r>
+      <w:proofErr w:type="spellEnd"/>
+      <w:r>
+        <w:rPr>
+          <w:rStyle w:val="code"/>
+        </w:rPr>
+        <w:t xml:space="preserve"> </w:t>
       </w:r>
       <w:r>
         <w:t xml:space="preserve">column in the </w:t>
@@ -1820,7 +2523,26 @@
         <w:t>restaurant</w:t>
       </w:r>
       <w:r>
-        <w:t xml:space="preserve"> table. To do this in phpMyAdmin, first browse the </w:t>
+        <w:t xml:space="preserve"> table. </w:t>
+      </w:r>
+      <w:r>
+        <w:t xml:space="preserve">Try to figure out how to do this on your own. If it’s not working within a few minutes, get some help from AI assistant </w:t>
+      </w:r>
+      <w:r>
+        <w:t xml:space="preserve">or the instructor. Check the SQL before saving and make sure that you are linking the </w:t>
+      </w:r>
+      <w:proofErr w:type="spellStart"/>
+      <w:r>
+        <w:rPr>
+          <w:rStyle w:val="code"/>
+          <w:b/>
+          <w:bCs/>
+        </w:rPr>
+        <w:t>restaurant_id</w:t>
+      </w:r>
+      <w:proofErr w:type="spellEnd"/>
+      <w:r>
+        <w:t xml:space="preserve"> column in the </w:t>
       </w:r>
       <w:r>
         <w:rPr>
@@ -1829,7 +2551,193 @@
         <w:t>item</w:t>
       </w:r>
       <w:r>
-        <w:t xml:space="preserve"> table structure then click on Relation View. Add a new Foreign Key constraint by specifying a name for the constraint (e.g. restaurant_id_FK), then the column in the </w:t>
+        <w:t xml:space="preserve"> table to the</w:t>
+      </w:r>
+      <w:r>
+        <w:t xml:space="preserve"> </w:t>
+      </w:r>
+      <w:r>
+        <w:rPr>
+          <w:rStyle w:val="code"/>
+        </w:rPr>
+        <w:t>id</w:t>
+      </w:r>
+      <w:r>
+        <w:t xml:space="preserve"> column in </w:t>
+      </w:r>
+      <w:r>
+        <w:rPr>
+          <w:rStyle w:val="code"/>
+        </w:rPr>
+        <w:t>restaurant</w:t>
+      </w:r>
+      <w:r>
+        <w:t>;</w:t>
+      </w:r>
+      <w:r>
+        <w:t xml:space="preserve"> the SQL should resemble</w:t>
+      </w:r>
+    </w:p>
+    <w:p>
+      <w:pPr>
+        <w:rPr>
+          <w:rStyle w:val="code"/>
+        </w:rPr>
+      </w:pPr>
+      <w:r>
+        <w:rPr>
+          <w:rStyle w:val="code"/>
+        </w:rPr>
+        <w:t xml:space="preserve">ALTER TABLE </w:t>
+      </w:r>
+      <w:proofErr w:type="spellStart"/>
+      <w:r>
+        <w:rPr>
+          <w:rStyle w:val="code"/>
+        </w:rPr>
+        <w:t>carlisle_menu_items.items</w:t>
+      </w:r>
+      <w:proofErr w:type="spellEnd"/>
+      <w:r>
+        <w:rPr>
+          <w:rStyle w:val="code"/>
+        </w:rPr>
+        <w:t xml:space="preserve"> ADD CONSTRAINT </w:t>
+      </w:r>
+      <w:proofErr w:type="spellStart"/>
+      <w:r>
+        <w:rPr>
+          <w:rStyle w:val="code"/>
+        </w:rPr>
+        <w:t>items_restaurants_fk</w:t>
+      </w:r>
+      <w:proofErr w:type="spellEnd"/>
+      <w:r>
+        <w:rPr>
+          <w:rStyle w:val="code"/>
+        </w:rPr>
+        <w:t xml:space="preserve"> FOREIGN KEY (</w:t>
+      </w:r>
+      <w:proofErr w:type="spellStart"/>
+      <w:r>
+        <w:rPr>
+          <w:rStyle w:val="code"/>
+        </w:rPr>
+        <w:t>restaurant_id</w:t>
+      </w:r>
+      <w:proofErr w:type="spellEnd"/>
+      <w:r>
+        <w:rPr>
+          <w:rStyle w:val="code"/>
+        </w:rPr>
+        <w:t xml:space="preserve">) REFERENCES </w:t>
+      </w:r>
+      <w:proofErr w:type="spellStart"/>
+      <w:r>
+        <w:rPr>
+          <w:rStyle w:val="code"/>
+        </w:rPr>
+        <w:t>carlisle_menu_items.restaurants</w:t>
+      </w:r>
+      <w:proofErr w:type="spellEnd"/>
+      <w:r>
+        <w:rPr>
+          <w:rStyle w:val="code"/>
+        </w:rPr>
+        <w:t>(id</w:t>
+      </w:r>
+      <w:proofErr w:type="gramStart"/>
+      <w:r>
+        <w:rPr>
+          <w:rStyle w:val="code"/>
+        </w:rPr>
+        <w:t>);</w:t>
+      </w:r>
+      <w:proofErr w:type="gramEnd"/>
+    </w:p>
+    <w:p>
+      <w:pPr>
+        <w:pStyle w:val="NoSpacing"/>
+      </w:pPr>
+    </w:p>
+    <w:p>
+      <w:pPr>
+        <w:pStyle w:val="NoSpacing"/>
+      </w:pPr>
+      <w:r>
+        <w:t>Now try to change a restaurant ID in the restaurant table</w:t>
+      </w:r>
+      <w:r>
+        <w:t xml:space="preserve"> and/or items table</w:t>
+      </w:r>
+      <w:r>
+        <w:t>. What happens?</w:t>
+      </w:r>
+    </w:p>
+    <w:p>
+      <w:pPr>
+        <w:pStyle w:val="NoSpacing"/>
+      </w:pPr>
+    </w:p>
+    <w:p>
+      <w:pPr>
+        <w:pStyle w:val="NoSpacing"/>
+      </w:pPr>
+      <w:r>
+        <w:t>Delete the foreign key constraint and add it again, this time specifying  Cascade for updates (there is a checkbox for this)</w:t>
+      </w:r>
+      <w:r>
+        <w:t xml:space="preserve">. Now are you able to change </w:t>
+      </w:r>
+      <w:r>
+        <w:t>a restaurant ID in the restaurant table and/or items table</w:t>
+      </w:r>
+      <w:r>
+        <w:t>?</w:t>
+      </w:r>
+    </w:p>
+    <w:p>
+      <w:pPr>
+        <w:pStyle w:val="NoSpacing"/>
+      </w:pPr>
+    </w:p>
+    <w:p>
+      <w:pPr>
+        <w:pStyle w:val="NoSpacing"/>
+      </w:pPr>
+      <w:r>
+        <w:t xml:space="preserve">Suppose we wanted restaurant names to be unique. </w:t>
+      </w:r>
+      <w:r>
+        <w:t>Find a way to do this.</w:t>
+      </w:r>
+      <w:r>
+        <w:t xml:space="preserve"> What is the equivalent SQL?</w:t>
+      </w:r>
+    </w:p>
+    <w:p>
+      <w:pPr>
+        <w:pStyle w:val="NoSpacing"/>
+      </w:pPr>
+    </w:p>
+    <w:p>
+      <w:pPr>
+        <w:pStyle w:val="NoSpacing"/>
+      </w:pPr>
+      <w:r>
+        <w:t>Finally, notice that we can provide default values for columns.</w:t>
+      </w:r>
+      <w:r>
+        <w:t xml:space="preserve"> As an example of this, change the </w:t>
+      </w:r>
+      <w:r>
+        <w:rPr>
+          <w:rStyle w:val="code"/>
+        </w:rPr>
+        <w:t>name</w:t>
+      </w:r>
+      <w:r>
+        <w:t xml:space="preserve"> column in the </w:t>
       </w:r>
       <w:r>
         <w:rPr>
@@ -1838,209 +2746,112 @@
         <w:t>item</w:t>
       </w:r>
       <w:r>
-        <w:t xml:space="preserve"> table that will be a foreign key (</w:t>
-      </w:r>
-      <w:r>
-        <w:rPr>
-          <w:rStyle w:val="code"/>
-        </w:rPr>
-        <w:t>restaurant_id</w:t>
-      </w:r>
-      <w:r>
-        <w:t>) then the name of the table and column which are referenced by our foreign key (</w:t>
-      </w:r>
-      <w:r>
-        <w:rPr>
-          <w:rStyle w:val="code"/>
-        </w:rPr>
-        <w:t>restaurant</w:t>
-      </w:r>
-      <w:r>
-        <w:t xml:space="preserve"> and </w:t>
-      </w:r>
-      <w:r>
-        <w:rPr>
-          <w:rStyle w:val="code"/>
-        </w:rPr>
-        <w:t>id</w:t>
-      </w:r>
-      <w:r>
-        <w:t xml:space="preserve">). The </w:t>
-      </w:r>
-      <w:r>
-        <w:rPr>
-          <w:rStyle w:val="code"/>
-        </w:rPr>
-        <w:t>ON DELETE</w:t>
-      </w:r>
-      <w:r>
-        <w:t xml:space="preserve"> and </w:t>
-      </w:r>
-      <w:r>
-        <w:rPr>
-          <w:rStyle w:val="code"/>
-        </w:rPr>
-        <w:t>ON UPDATE</w:t>
-      </w:r>
-      <w:r>
-        <w:t xml:space="preserve"> options will be explained later. The equivalent SQL for adding the foreign key should be something like the following:</w:t>
-      </w:r>
-    </w:p>
-    <w:p>
-      <w:pPr>
-        <w:pStyle w:val="NoSpacing"/>
-      </w:pPr>
-    </w:p>
-    <w:p>
-      <w:pPr>
-        <w:pStyle w:val="NoSpacing"/>
-        <w:rPr>
-          <w:rStyle w:val="code"/>
-        </w:rPr>
-      </w:pPr>
-      <w:r>
-        <w:rPr>
-          <w:rStyle w:val="code"/>
-        </w:rPr>
-        <w:t>ALTER TABLE `item` ADD CONSTRAINT `restaurant_id_FK` FOREIGN KEY (`restaurant_id`) REFERENCES `restaurant`(`id`) ON DELETE RESTRICT ON UPDATE RESTRICT;</w:t>
-      </w:r>
-    </w:p>
-    <w:p>
-      <w:pPr>
-        <w:pStyle w:val="NoSpacing"/>
-      </w:pPr>
-    </w:p>
-    <w:p>
-      <w:pPr>
-        <w:pStyle w:val="NoSpacing"/>
-      </w:pPr>
-      <w:r>
-        <w:lastRenderedPageBreak/>
-        <w:t xml:space="preserve">If there is an error about the foreign key constraint been violated, check the values of all of the </w:t>
-      </w:r>
-      <w:r>
-        <w:rPr>
-          <w:rStyle w:val="code"/>
-        </w:rPr>
-        <w:t>restaurant_id</w:t>
-      </w:r>
-      <w:r>
-        <w:t xml:space="preserve"> cells. Are they valid?</w:t>
-      </w:r>
-    </w:p>
-    <w:p>
-      <w:pPr>
-        <w:pStyle w:val="NoSpacing"/>
-      </w:pPr>
-    </w:p>
-    <w:p>
-      <w:pPr>
-        <w:pStyle w:val="NoSpacing"/>
-      </w:pPr>
-      <w:r>
-        <w:t>Now try to change a restaurant ID in the restaurant table. What happens?</w:t>
-      </w:r>
-    </w:p>
-    <w:p>
-      <w:pPr>
-        <w:pStyle w:val="NoSpacing"/>
-      </w:pPr>
-    </w:p>
-    <w:p>
-      <w:pPr>
-        <w:pStyle w:val="NoSpacing"/>
-      </w:pPr>
-      <w:r>
-        <w:t xml:space="preserve">The problem is that we specified </w:t>
-      </w:r>
-      <w:r>
-        <w:rPr>
-          <w:rStyle w:val="code"/>
-        </w:rPr>
-        <w:t>ON UPDATE RESTRICT</w:t>
-      </w:r>
-      <w:r>
-        <w:t xml:space="preserve"> when we created the foreign key. This means we are restricted from updating values affected by the foreign key constraint. Change this to </w:t>
-      </w:r>
-      <w:r>
-        <w:rPr>
-          <w:rStyle w:val="code"/>
-        </w:rPr>
-        <w:t>ON UPDATE CASCADE</w:t>
-      </w:r>
-      <w:r>
-        <w:t>. Now try</w:t>
+        <w:t xml:space="preserve"> table to have the default value </w:t>
+      </w:r>
+      <w:r>
+        <w:t>'</w:t>
+      </w:r>
+      <w:r>
+        <w:rPr>
+          <w:rStyle w:val="code"/>
+        </w:rPr>
+        <w:t>unknown</w:t>
+      </w:r>
+      <w:r>
+        <w:t>'</w:t>
+      </w:r>
+      <w:r>
+        <w:t xml:space="preserve"> (</w:t>
+      </w:r>
+      <w:r>
+        <w:t>you will probably need the single quotes</w:t>
+      </w:r>
+      <w:r>
+        <w:t>)</w:t>
+      </w:r>
+      <w:r>
+        <w:t>.</w:t>
       </w:r>
       <w:r>
         <w:t xml:space="preserve"> </w:t>
       </w:r>
       <w:r>
-        <w:t>to change a restaurant ID in the restaurant table.</w:t>
-      </w:r>
-      <w:r>
-        <w:t xml:space="preserve"> It should be possible, and it should also cause corresponding changes in the item table.</w:t>
-      </w:r>
-    </w:p>
-    <w:p>
-      <w:pPr>
-        <w:pStyle w:val="NoSpacing"/>
-      </w:pPr>
-    </w:p>
-    <w:p>
-      <w:pPr>
-        <w:pStyle w:val="NoSpacing"/>
-      </w:pPr>
-      <w:r>
-        <w:t xml:space="preserve">Suppose we wanted restaurant names to be unique. We can enforce this in the Structure tab of the </w:t>
-      </w:r>
-      <w:r>
-        <w:rPr>
-          <w:rStyle w:val="code"/>
-        </w:rPr>
-        <w:t>restaurant</w:t>
-      </w:r>
-      <w:r>
-        <w:t xml:space="preserve"> table. Check the</w:t>
-      </w:r>
-      <w:r>
         <w:t xml:space="preserve"> </w:t>
       </w:r>
       <w:r>
-        <w:rPr>
-          <w:rStyle w:val="code"/>
-        </w:rPr>
-        <w:t>name</w:t>
-      </w:r>
-      <w:r>
-        <w:t xml:space="preserve"> </w:t>
-      </w:r>
-      <w:r>
-        <w:t>column and click Unique. Note the equivalent SQL. Now remove this uniqueness constraint by clicking Drop in the Indexes section of the Structure tab.</w:t>
-      </w:r>
-    </w:p>
-    <w:p>
-      <w:pPr>
-        <w:pStyle w:val="NoSpacing"/>
-      </w:pPr>
-    </w:p>
-    <w:p>
-      <w:pPr>
-        <w:pStyle w:val="NoSpacing"/>
-      </w:pPr>
-      <w:r>
-        <w:t>Finally, notice that we can provide default values for columns.</w:t>
-      </w:r>
-      <w:r>
-        <w:t xml:space="preserve"> As an example of this, change the </w:t>
-      </w:r>
-      <w:r>
-        <w:rPr>
-          <w:rStyle w:val="code"/>
-        </w:rPr>
-        <w:t>name</w:t>
-      </w:r>
-      <w:r>
-        <w:t xml:space="preserve"> column in the </w:t>
+        <w:t>The equivalent SQL is something like:</w:t>
+      </w:r>
+    </w:p>
+    <w:p>
+      <w:pPr>
+        <w:pStyle w:val="NoSpacing"/>
+      </w:pPr>
+    </w:p>
+    <w:p>
+      <w:pPr>
+        <w:pStyle w:val="NoSpacing"/>
+        <w:rPr>
+          <w:rStyle w:val="code"/>
+        </w:rPr>
+      </w:pPr>
+      <w:r>
+        <w:rPr>
+          <w:rStyle w:val="code"/>
+        </w:rPr>
+        <w:t xml:space="preserve">ALTER TABLE </w:t>
+      </w:r>
+      <w:proofErr w:type="spellStart"/>
+      <w:r>
+        <w:rPr>
+          <w:rStyle w:val="code"/>
+        </w:rPr>
+        <w:t>carlisle_menu_items.items</w:t>
+      </w:r>
+      <w:proofErr w:type="spellEnd"/>
+      <w:r>
+        <w:rPr>
+          <w:rStyle w:val="code"/>
+        </w:rPr>
+        <w:t xml:space="preserve"> ALTER COLUMN "name" SET DEFAULT </w:t>
+      </w:r>
+      <w:r>
+        <w:rPr>
+          <w:rStyle w:val="code"/>
+        </w:rPr>
+        <w:t>'</w:t>
+      </w:r>
+      <w:r>
+        <w:rPr>
+          <w:rStyle w:val="code"/>
+        </w:rPr>
+        <w:t>unknown</w:t>
+      </w:r>
+      <w:proofErr w:type="gramStart"/>
+      <w:r>
+        <w:rPr>
+          <w:rStyle w:val="code"/>
+        </w:rPr>
+        <w:t>'</w:t>
+      </w:r>
+      <w:r>
+        <w:rPr>
+          <w:rStyle w:val="code"/>
+        </w:rPr>
+        <w:t>;</w:t>
+      </w:r>
+      <w:proofErr w:type="gramEnd"/>
+    </w:p>
+    <w:p>
+      <w:pPr>
+        <w:pStyle w:val="NoSpacing"/>
+      </w:pPr>
+    </w:p>
+    <w:p>
+      <w:pPr>
+        <w:pStyle w:val="NoSpacing"/>
+      </w:pPr>
+      <w:r>
+        <w:t xml:space="preserve">To see the effect of this, browse the </w:t>
       </w:r>
       <w:r>
         <w:rPr>
@@ -2049,93 +2860,14 @@
         <w:t>item</w:t>
       </w:r>
       <w:r>
-        <w:t xml:space="preserve"> table to have the default value “</w:t>
-      </w:r>
-      <w:r>
-        <w:rPr>
-          <w:rStyle w:val="code"/>
-        </w:rPr>
-        <w:t>unknown</w:t>
-      </w:r>
-      <w:r>
-        <w:t xml:space="preserve">”. To do this, browse the table structure, and click on Change for the </w:t>
-      </w:r>
-      <w:r>
-        <w:rPr>
-          <w:rStyle w:val="code"/>
-        </w:rPr>
-        <w:t>name</w:t>
-      </w:r>
-      <w:r>
-        <w:t xml:space="preserve"> column. Under default, select ‘As defined:’ then enter “</w:t>
-      </w:r>
-      <w:r>
-        <w:rPr>
-          <w:rStyle w:val="code"/>
-        </w:rPr>
-        <w:t>unknown</w:t>
-      </w:r>
-      <w:r>
-        <w:t>”.</w:t>
-      </w:r>
-      <w:r>
-        <w:t xml:space="preserve"> </w:t>
-      </w:r>
-      <w:r>
-        <w:t>The equivalent SQL is something like:</w:t>
-      </w:r>
-    </w:p>
-    <w:p>
-      <w:pPr>
-        <w:pStyle w:val="NoSpacing"/>
-      </w:pPr>
-    </w:p>
-    <w:p>
-      <w:pPr>
-        <w:pStyle w:val="NoSpacing"/>
-        <w:rPr>
-          <w:rStyle w:val="code"/>
-        </w:rPr>
-      </w:pPr>
-      <w:r>
-        <w:rPr>
-          <w:rStyle w:val="code"/>
-        </w:rPr>
-        <w:t>ALTER TABLE `item` CHANGE `name` `name` VARCHAR(18)  DEFAULT 'unknown';</w:t>
-      </w:r>
-    </w:p>
-    <w:p>
-      <w:pPr>
-        <w:pStyle w:val="NoSpacing"/>
-      </w:pPr>
-    </w:p>
-    <w:p>
-      <w:pPr>
-        <w:pStyle w:val="NoSpacing"/>
-      </w:pPr>
-      <w:r>
-        <w:t>To see the effect of this, browse the item table then click on the Insert tab to create a new item. You will see “</w:t>
-      </w:r>
-      <w:r>
-        <w:rPr>
-          <w:rStyle w:val="code"/>
-        </w:rPr>
-        <w:t>unknown</w:t>
-      </w:r>
-      <w:r>
-        <w:t xml:space="preserve">” has been entered </w:t>
-      </w:r>
-      <w:r>
-        <w:t>a</w:t>
-      </w:r>
-      <w:r>
-        <w:t>s the default value.</w:t>
-      </w:r>
-    </w:p>
-    <w:p>
-      <w:pPr>
-        <w:pStyle w:val="NoSpacing"/>
-      </w:pPr>
+        <w:t xml:space="preserve"> table </w:t>
+      </w:r>
+      <w:r>
+        <w:t>and</w:t>
+      </w:r>
+      <w:r>
+        <w:t xml:space="preserve"> create a new item.</w:t>
+      </w:r>
     </w:p>
     <w:p>
       <w:pPr>
@@ -2163,7 +2895,7 @@
 </file>
 
 <file path=word/numbering.xml><?xml version="1.0" encoding="utf-8"?>
-<w:numbering xmlns:wpc="http://schemas.microsoft.com/office/word/2010/wordprocessingCanvas" xmlns:cx="http://schemas.microsoft.com/office/drawing/2014/chartex" xmlns:cx1="http://schemas.microsoft.com/office/drawing/2015/9/8/chartex" xmlns:cx2="http://schemas.microsoft.com/office/drawing/2015/10/21/chartex" xmlns:cx3="http://schemas.microsoft.com/office/drawing/2016/5/9/chartex" xmlns:cx4="http://schemas.microsoft.com/office/drawing/2016/5/10/chartex" xmlns:cx5="http://schemas.microsoft.com/office/drawing/2016/5/11/chartex" xmlns:cx6="http://schemas.microsoft.com/office/drawing/2016/5/12/chartex" xmlns:cx7="http://schemas.microsoft.com/office/drawing/2016/5/13/chartex" xmlns:cx8="http://schemas.microsoft.com/office/drawing/2016/5/14/chartex" xmlns:mc="http://schemas.openxmlformats.org/markup-compatibility/2006" xmlns:aink="http://schemas.microsoft.com/office/drawing/2016/ink" xmlns:am3d="http://schemas.microsoft.com/office/drawing/2017/model3d" xmlns:o="urn:schemas-microsoft-com:office:office" xmlns:r="http://schemas.openxmlformats.org/officeDocument/2006/relationships" xmlns:m="http://schemas.openxmlformats.org/officeDocument/2006/math" xmlns:v="urn:schemas-microsoft-com:vml" xmlns:wp14="http://schemas.microsoft.com/office/word/2010/wordprocessingDrawing" xmlns:wp="http://schemas.openxmlformats.org/drawingml/2006/wordprocessingDrawing" xmlns:w10="urn:schemas-microsoft-com:office:word" xmlns:w="http://schemas.openxmlformats.org/wordprocessingml/2006/main" xmlns:w14="http://schemas.microsoft.com/office/word/2010/wordml" xmlns:w15="http://schemas.microsoft.com/office/word/2012/wordml" xmlns:w16cex="http://schemas.microsoft.com/office/word/2018/wordml/cex" xmlns:w16cid="http://schemas.microsoft.com/office/word/2016/wordml/cid" xmlns:w16="http://schemas.microsoft.com/office/word/2018/wordml" xmlns:w16sdtdh="http://schemas.microsoft.com/office/word/2020/wordml/sdtdatahash" xmlns:w16se="http://schemas.microsoft.com/office/word/2015/wordml/symex" xmlns:wpg="http://schemas.microsoft.com/office/word/2010/wordprocessingGroup" xmlns:wpi="http://schemas.microsoft.com/office/word/2010/wordprocessingInk" xmlns:wne="http://schemas.microsoft.com/office/word/2006/wordml" xmlns:wps="http://schemas.microsoft.com/office/word/2010/wordprocessingShape" mc:Ignorable="w14 w15 w16se w16cid w16 w16cex w16sdtdh wp14">
+<w:numbering xmlns:wpc="http://schemas.microsoft.com/office/word/2010/wordprocessingCanvas" xmlns:cx="http://schemas.microsoft.com/office/drawing/2014/chartex" xmlns:cx1="http://schemas.microsoft.com/office/drawing/2015/9/8/chartex" xmlns:cx2="http://schemas.microsoft.com/office/drawing/2015/10/21/chartex" xmlns:cx3="http://schemas.microsoft.com/office/drawing/2016/5/9/chartex" xmlns:cx4="http://schemas.microsoft.com/office/drawing/2016/5/10/chartex" xmlns:cx5="http://schemas.microsoft.com/office/drawing/2016/5/11/chartex" xmlns:cx6="http://schemas.microsoft.com/office/drawing/2016/5/12/chartex" xmlns:cx7="http://schemas.microsoft.com/office/drawing/2016/5/13/chartex" xmlns:cx8="http://schemas.microsoft.com/office/drawing/2016/5/14/chartex" xmlns:mc="http://schemas.openxmlformats.org/markup-compatibility/2006" xmlns:aink="http://schemas.microsoft.com/office/drawing/2016/ink" xmlns:am3d="http://schemas.microsoft.com/office/drawing/2017/model3d" xmlns:o="urn:schemas-microsoft-com:office:office" xmlns:oel="http://schemas.microsoft.com/office/2019/extlst" xmlns:r="http://schemas.openxmlformats.org/officeDocument/2006/relationships" xmlns:m="http://schemas.openxmlformats.org/officeDocument/2006/math" xmlns:v="urn:schemas-microsoft-com:vml" xmlns:wp14="http://schemas.microsoft.com/office/word/2010/wordprocessingDrawing" xmlns:wp="http://schemas.openxmlformats.org/drawingml/2006/wordprocessingDrawing" xmlns:w10="urn:schemas-microsoft-com:office:word" xmlns:w="http://schemas.openxmlformats.org/wordprocessingml/2006/main" xmlns:w14="http://schemas.microsoft.com/office/word/2010/wordml" xmlns:w15="http://schemas.microsoft.com/office/word/2012/wordml" xmlns:w16cex="http://schemas.microsoft.com/office/word/2018/wordml/cex" xmlns:w16cid="http://schemas.microsoft.com/office/word/2016/wordml/cid" xmlns:w16="http://schemas.microsoft.com/office/word/2018/wordml" xmlns:w16du="http://schemas.microsoft.com/office/word/2023/wordml/word16du" xmlns:w16sdtdh="http://schemas.microsoft.com/office/word/2020/wordml/sdtdatahash" xmlns:w16sdtfl="http://schemas.microsoft.com/office/word/2024/wordml/sdtformatlock" xmlns:w16se="http://schemas.microsoft.com/office/word/2015/wordml/symex" xmlns:wpg="http://schemas.microsoft.com/office/word/2010/wordprocessingGroup" xmlns:wpi="http://schemas.microsoft.com/office/word/2010/wordprocessingInk" xmlns:wne="http://schemas.microsoft.com/office/word/2006/wordml" xmlns:wps="http://schemas.microsoft.com/office/word/2010/wordprocessingShape" mc:Ignorable="w14 w15 w16se w16cid w16 w16cex w16sdtdh w16sdtfl w16du wp14">
   <w:abstractNum w:abstractNumId="0" w15:restartNumberingAfterBreak="0">
     <w:nsid w:val="2D414067"/>
     <w:multiLevelType w:val="hybridMultilevel"/>
@@ -2250,14 +2982,14 @@
       </w:pPr>
     </w:lvl>
   </w:abstractNum>
-  <w:num w:numId="1">
+  <w:num w:numId="1" w16cid:durableId="1136920238">
     <w:abstractNumId w:val="0"/>
   </w:num>
 </w:numbering>
 </file>
 
 <file path=word/styles.xml><?xml version="1.0" encoding="utf-8"?>
-<w:styles xmlns:mc="http://schemas.openxmlformats.org/markup-compatibility/2006" xmlns:r="http://schemas.openxmlformats.org/officeDocument/2006/relationships" xmlns:w="http://schemas.openxmlformats.org/wordprocessingml/2006/main" xmlns:w14="http://schemas.microsoft.com/office/word/2010/wordml" xmlns:w15="http://schemas.microsoft.com/office/word/2012/wordml" xmlns:w16cex="http://schemas.microsoft.com/office/word/2018/wordml/cex" xmlns:w16cid="http://schemas.microsoft.com/office/word/2016/wordml/cid" xmlns:w16="http://schemas.microsoft.com/office/word/2018/wordml" xmlns:w16sdtdh="http://schemas.microsoft.com/office/word/2020/wordml/sdtdatahash" xmlns:w16se="http://schemas.microsoft.com/office/word/2015/wordml/symex" mc:Ignorable="w14 w15 w16se w16cid w16 w16cex w16sdtdh">
+<w:styles xmlns:mc="http://schemas.openxmlformats.org/markup-compatibility/2006" xmlns:r="http://schemas.openxmlformats.org/officeDocument/2006/relationships" xmlns:w="http://schemas.openxmlformats.org/wordprocessingml/2006/main" xmlns:w14="http://schemas.microsoft.com/office/word/2010/wordml" xmlns:w15="http://schemas.microsoft.com/office/word/2012/wordml" xmlns:w16cex="http://schemas.microsoft.com/office/word/2018/wordml/cex" xmlns:w16cid="http://schemas.microsoft.com/office/word/2016/wordml/cid" xmlns:w16="http://schemas.microsoft.com/office/word/2018/wordml" xmlns:w16du="http://schemas.microsoft.com/office/word/2023/wordml/word16du" xmlns:w16sdtdh="http://schemas.microsoft.com/office/word/2020/wordml/sdtdatahash" xmlns:w16sdtfl="http://schemas.microsoft.com/office/word/2024/wordml/sdtformatlock" xmlns:w16se="http://schemas.microsoft.com/office/word/2015/wordml/symex" mc:Ignorable="w14 w15 w16se w16cid w16 w16cex w16sdtdh w16sdtfl w16du">
   <w:docDefaults>
     <w:rPrDefault>
       <w:rPr>
@@ -2680,7 +3412,6 @@
   <w:style w:type="character" w:default="1" w:styleId="DefaultParagraphFont">
     <w:name w:val="Default Paragraph Font"/>
     <w:uiPriority w:val="1"/>
-    <w:semiHidden/>
     <w:unhideWhenUsed/>
   </w:style>
   <w:style w:type="table" w:default="1" w:styleId="TableNormal">
